--- a/data/outputs/Seavuria_Reformatted/Mathematics_10_SubStrand1.3_QuadraticEquations_SummaryTable.docx
+++ b/data/outputs/Seavuria_Reformatted/Mathematics_10_SubStrand1.3_QuadraticEquations_SummaryTable.docx
@@ -9,7 +9,7 @@
       </w:pPr>
       <w:r>
         <w:rPr>
-          <w:rFonts w:ascii="Calibri" w:hAnsi="Calibri"/>
+          <w:rFonts w:ascii="Arial" w:hAnsi="Arial"/>
           <w:b/>
           <w:i w:val="0"/>
           <w:color w:val="1F3864"/>
@@ -25,7 +25,7 @@
       </w:pPr>
       <w:r>
         <w:rPr>
-          <w:rFonts w:ascii="Calibri" w:hAnsi="Calibri"/>
+          <w:rFonts w:ascii="Arial" w:hAnsi="Arial"/>
           <w:b w:val="0"/>
           <w:i w:val="0"/>
           <w:color w:val="1F6B75"/>
@@ -49,13 +49,13 @@
         </w:tblBorders>
       </w:tblPr>
       <w:tblGrid>
-        <w:gridCol w:w="3600"/>
-        <w:gridCol w:w="10080"/>
+        <w:gridCol w:w="2999"/>
+        <w:gridCol w:w="10680"/>
       </w:tblGrid>
       <w:tr>
         <w:tc>
           <w:tcPr>
-            <w:tcW w:type="dxa" w:w="13680"/>
+            <w:tcW w:type="dxa" w:w="13679"/>
             <w:gridSpan w:val="2"/>
             <w:shd w:val="clear" w:color="auto" w:fill="1F3864"/>
           </w:tcPr>
@@ -66,13 +66,13 @@
             </w:pPr>
             <w:r>
               <w:rPr>
-                <w:rFonts w:ascii="Calibri" w:hAnsi="Calibri"/>
+                <w:rFonts w:ascii="Arial" w:hAnsi="Arial"/>
                 <w:b/>
                 <w:i w:val="0"/>
                 <w:color w:val="FFFFFF"/>
                 <w:sz w:val="22"/>
               </w:rPr>
-              <w:t>Mathematics | Grade 10 | Sub-Strand 1.3: Quadratic Expressions and Equations</w:t>
+              <w:t>SUMMARY TABLE: MATHEMATICS GRADE 10 -- QUADRATIC EXPRESSIONS AND EQUATIONS</w:t>
             </w:r>
           </w:p>
         </w:tc>
@@ -80,7 +80,7 @@
       <w:tr>
         <w:tc>
           <w:tcPr>
-            <w:tcW w:type="dxa" w:w="13680"/>
+            <w:tcW w:type="dxa" w:w="13679"/>
             <w:gridSpan w:val="2"/>
             <w:shd w:val="clear" w:color="auto" w:fill="1F6B75"/>
           </w:tcPr>
@@ -91,13 +91,13 @@
             </w:pPr>
             <w:r>
               <w:rPr>
-                <w:rFonts w:ascii="Calibri" w:hAnsi="Calibri"/>
+                <w:rFonts w:ascii="Arial" w:hAnsi="Arial"/>
                 <w:b/>
                 <w:i w:val="0"/>
                 <w:color w:val="FFFFFF"/>
-                <w:sz w:val="20"/>
+                <w:sz w:val="22"/>
               </w:rPr>
-              <w:t>Summary Table</w:t>
+              <w:t>SUMMARY TABLE</w:t>
             </w:r>
           </w:p>
         </w:tc>
@@ -105,7 +105,7 @@
       <w:tr>
         <w:tc>
           <w:tcPr>
-            <w:tcW w:type="dxa" w:w="3600"/>
+            <w:tcW w:type="dxa" w:w="2999"/>
             <w:shd w:val="clear" w:color="auto" w:fill="D5E8F0"/>
           </w:tcPr>
           <w:p>
@@ -115,19 +115,19 @@
             </w:pPr>
             <w:r>
               <w:rPr>
-                <w:rFonts w:ascii="Calibri" w:hAnsi="Calibri"/>
+                <w:rFonts w:ascii="Arial" w:hAnsi="Arial"/>
                 <w:b/>
                 <w:i w:val="0"/>
                 <w:color w:val="000000"/>
                 <w:sz w:val="18"/>
               </w:rPr>
-              <w:t>Sub-Strand:</w:t>
+              <w:t>Sub-Strand</w:t>
             </w:r>
           </w:p>
         </w:tc>
         <w:tc>
           <w:tcPr>
-            <w:tcW w:type="dxa" w:w="10080"/>
+            <w:tcW w:type="dxa" w:w="10680"/>
             <w:shd w:val="clear" w:color="auto" w:fill="FFFFFF"/>
           </w:tcPr>
           <w:p>
@@ -137,7 +137,7 @@
             </w:pPr>
             <w:r>
               <w:rPr>
-                <w:rFonts w:ascii="Calibri" w:hAnsi="Calibri"/>
+                <w:rFonts w:ascii="Arial" w:hAnsi="Arial"/>
                 <w:b w:val="0"/>
                 <w:i w:val="0"/>
                 <w:color w:val="000000"/>
@@ -151,7 +151,7 @@
       <w:tr>
         <w:tc>
           <w:tcPr>
-            <w:tcW w:type="dxa" w:w="3600"/>
+            <w:tcW w:type="dxa" w:w="2999"/>
             <w:shd w:val="clear" w:color="auto" w:fill="D5E8F0"/>
           </w:tcPr>
           <w:p>
@@ -161,19 +161,19 @@
             </w:pPr>
             <w:r>
               <w:rPr>
-                <w:rFonts w:ascii="Calibri" w:hAnsi="Calibri"/>
+                <w:rFonts w:ascii="Arial" w:hAnsi="Arial"/>
                 <w:b/>
                 <w:i w:val="0"/>
                 <w:color w:val="000000"/>
                 <w:sz w:val="18"/>
               </w:rPr>
-              <w:t>Driving Question:</w:t>
+              <w:t>Driving Question</w:t>
             </w:r>
           </w:p>
         </w:tc>
         <w:tc>
           <w:tcPr>
-            <w:tcW w:type="dxa" w:w="10080"/>
+            <w:tcW w:type="dxa" w:w="10680"/>
             <w:shd w:val="clear" w:color="auto" w:fill="FFFFFF"/>
           </w:tcPr>
           <w:p>
@@ -183,7 +183,7 @@
             </w:pPr>
             <w:r>
               <w:rPr>
-                <w:rFonts w:ascii="Calibri" w:hAnsi="Calibri"/>
+                <w:rFonts w:ascii="Arial" w:hAnsi="Arial"/>
                 <w:b w:val="0"/>
                 <w:i w:val="0"/>
                 <w:color w:val="000000"/>
@@ -231,13 +231,13 @@
             </w:pPr>
             <w:r>
               <w:rPr>
-                <w:rFonts w:ascii="Calibri" w:hAnsi="Calibri"/>
+                <w:rFonts w:ascii="Arial" w:hAnsi="Arial"/>
                 <w:b/>
                 <w:i w:val="0"/>
                 <w:color w:val="FFFFFF"/>
-                <w:sz w:val="20"/>
+                <w:sz w:val="22"/>
               </w:rPr>
-              <w:t>Instructions</w:t>
+              <w:t>INSTRUCTIONS</w:t>
             </w:r>
           </w:p>
         </w:tc>
@@ -255,7 +255,7 @@
             </w:pPr>
             <w:r>
               <w:rPr>
-                <w:rFonts w:ascii="Calibri" w:hAnsi="Calibri"/>
+                <w:rFonts w:ascii="Arial" w:hAnsi="Arial"/>
                 <w:b w:val="0"/>
                 <w:i w:val="0"/>
                 <w:color w:val="000000"/>
@@ -308,7 +308,7 @@
             </w:pPr>
             <w:r>
               <w:rPr>
-                <w:rFonts w:ascii="Calibri" w:hAnsi="Calibri"/>
+                <w:rFonts w:ascii="Arial" w:hAnsi="Arial"/>
                 <w:b/>
                 <w:i w:val="0"/>
                 <w:color w:val="FFFFFF"/>
@@ -331,7 +331,7 @@
             </w:pPr>
             <w:r>
               <w:rPr>
-                <w:rFonts w:ascii="Calibri" w:hAnsi="Calibri"/>
+                <w:rFonts w:ascii="Arial" w:hAnsi="Arial"/>
                 <w:b/>
                 <w:i w:val="0"/>
                 <w:color w:val="FFFFFF"/>
@@ -354,7 +354,7 @@
             </w:pPr>
             <w:r>
               <w:rPr>
-                <w:rFonts w:ascii="Calibri" w:hAnsi="Calibri"/>
+                <w:rFonts w:ascii="Arial" w:hAnsi="Arial"/>
                 <w:b/>
                 <w:i w:val="0"/>
                 <w:color w:val="FFFFFF"/>
@@ -377,7 +377,7 @@
             </w:pPr>
             <w:r>
               <w:rPr>
-                <w:rFonts w:ascii="Calibri" w:hAnsi="Calibri"/>
+                <w:rFonts w:ascii="Arial" w:hAnsi="Arial"/>
                 <w:b/>
                 <w:i w:val="0"/>
                 <w:color w:val="FFFFFF"/>
@@ -400,7 +400,7 @@
             </w:pPr>
             <w:r>
               <w:rPr>
-                <w:rFonts w:ascii="Calibri" w:hAnsi="Calibri"/>
+                <w:rFonts w:ascii="Arial" w:hAnsi="Arial"/>
                 <w:b/>
                 <w:i w:val="0"/>
                 <w:color w:val="FFFFFF"/>
@@ -425,7 +425,7 @@
             </w:pPr>
             <w:r>
               <w:rPr>
-                <w:rFonts w:ascii="Calibri" w:hAnsi="Calibri"/>
+                <w:rFonts w:ascii="Arial" w:hAnsi="Arial"/>
                 <w:b/>
                 <w:i w:val="0"/>
                 <w:color w:val="000000"/>
@@ -448,7 +448,7 @@
             </w:pPr>
             <w:r>
               <w:rPr>
-                <w:rFonts w:ascii="Calibri" w:hAnsi="Calibri"/>
+                <w:rFonts w:ascii="Arial" w:hAnsi="Arial"/>
                 <w:b w:val="0"/>
                 <w:i w:val="0"/>
                 <w:color w:val="000000"/>
@@ -471,7 +471,7 @@
             </w:pPr>
             <w:r>
               <w:rPr>
-                <w:rFonts w:ascii="Calibri" w:hAnsi="Calibri"/>
+                <w:rFonts w:ascii="Arial" w:hAnsi="Arial"/>
                 <w:b w:val="0"/>
                 <w:i w:val="0"/>
                 <w:color w:val="000000"/>
@@ -494,7 +494,7 @@
             </w:pPr>
             <w:r>
               <w:rPr>
-                <w:rFonts w:ascii="Calibri" w:hAnsi="Calibri"/>
+                <w:rFonts w:ascii="Arial" w:hAnsi="Arial"/>
                 <w:b w:val="0"/>
                 <w:i w:val="0"/>
                 <w:color w:val="000000"/>
@@ -517,7 +517,7 @@
             </w:pPr>
             <w:r>
               <w:rPr>
-                <w:rFonts w:ascii="Calibri" w:hAnsi="Calibri"/>
+                <w:rFonts w:ascii="Arial" w:hAnsi="Arial"/>
                 <w:b w:val="0"/>
                 <w:i w:val="0"/>
                 <w:color w:val="000000"/>
@@ -544,7 +544,7 @@
             </w:pPr>
             <w:r>
               <w:rPr>
-                <w:rFonts w:ascii="Calibri" w:hAnsi="Calibri"/>
+                <w:rFonts w:ascii="Arial" w:hAnsi="Arial"/>
                 <w:b/>
                 <w:i w:val="0"/>
                 <w:color w:val="000000"/>
@@ -567,7 +567,7 @@
             </w:pPr>
             <w:r>
               <w:rPr>
-                <w:rFonts w:ascii="Calibri" w:hAnsi="Calibri"/>
+                <w:rFonts w:ascii="Arial" w:hAnsi="Arial"/>
                 <w:b w:val="0"/>
                 <w:i w:val="0"/>
                 <w:color w:val="000000"/>
@@ -590,7 +590,7 @@
             </w:pPr>
             <w:r>
               <w:rPr>
-                <w:rFonts w:ascii="Calibri" w:hAnsi="Calibri"/>
+                <w:rFonts w:ascii="Arial" w:hAnsi="Arial"/>
                 <w:b w:val="0"/>
                 <w:i w:val="0"/>
                 <w:color w:val="000000"/>
@@ -613,7 +613,7 @@
             </w:pPr>
             <w:r>
               <w:rPr>
-                <w:rFonts w:ascii="Calibri" w:hAnsi="Calibri"/>
+                <w:rFonts w:ascii="Arial" w:hAnsi="Arial"/>
                 <w:b w:val="0"/>
                 <w:i w:val="0"/>
                 <w:color w:val="000000"/>
@@ -636,7 +636,7 @@
             </w:pPr>
             <w:r>
               <w:rPr>
-                <w:rFonts w:ascii="Calibri" w:hAnsi="Calibri"/>
+                <w:rFonts w:ascii="Arial" w:hAnsi="Arial"/>
                 <w:b w:val="0"/>
                 <w:i w:val="0"/>
                 <w:color w:val="000000"/>
@@ -663,7 +663,7 @@
             </w:pPr>
             <w:r>
               <w:rPr>
-                <w:rFonts w:ascii="Calibri" w:hAnsi="Calibri"/>
+                <w:rFonts w:ascii="Arial" w:hAnsi="Arial"/>
                 <w:b/>
                 <w:i w:val="0"/>
                 <w:color w:val="000000"/>
@@ -686,7 +686,7 @@
             </w:pPr>
             <w:r>
               <w:rPr>
-                <w:rFonts w:ascii="Calibri" w:hAnsi="Calibri"/>
+                <w:rFonts w:ascii="Arial" w:hAnsi="Arial"/>
                 <w:b w:val="0"/>
                 <w:i w:val="0"/>
                 <w:color w:val="000000"/>
@@ -709,7 +709,7 @@
             </w:pPr>
             <w:r>
               <w:rPr>
-                <w:rFonts w:ascii="Calibri" w:hAnsi="Calibri"/>
+                <w:rFonts w:ascii="Arial" w:hAnsi="Arial"/>
                 <w:b w:val="0"/>
                 <w:i w:val="0"/>
                 <w:color w:val="000000"/>
@@ -732,7 +732,7 @@
             </w:pPr>
             <w:r>
               <w:rPr>
-                <w:rFonts w:ascii="Calibri" w:hAnsi="Calibri"/>
+                <w:rFonts w:ascii="Arial" w:hAnsi="Arial"/>
                 <w:b w:val="0"/>
                 <w:i w:val="0"/>
                 <w:color w:val="000000"/>
@@ -755,7 +755,7 @@
             </w:pPr>
             <w:r>
               <w:rPr>
-                <w:rFonts w:ascii="Calibri" w:hAnsi="Calibri"/>
+                <w:rFonts w:ascii="Arial" w:hAnsi="Arial"/>
                 <w:b w:val="0"/>
                 <w:i w:val="0"/>
                 <w:color w:val="000000"/>
@@ -782,7 +782,7 @@
             </w:pPr>
             <w:r>
               <w:rPr>
-                <w:rFonts w:ascii="Calibri" w:hAnsi="Calibri"/>
+                <w:rFonts w:ascii="Arial" w:hAnsi="Arial"/>
                 <w:b/>
                 <w:i w:val="0"/>
                 <w:color w:val="000000"/>
@@ -805,7 +805,7 @@
             </w:pPr>
             <w:r>
               <w:rPr>
-                <w:rFonts w:ascii="Calibri" w:hAnsi="Calibri"/>
+                <w:rFonts w:ascii="Arial" w:hAnsi="Arial"/>
                 <w:b w:val="0"/>
                 <w:i w:val="0"/>
                 <w:color w:val="000000"/>
@@ -828,7 +828,7 @@
             </w:pPr>
             <w:r>
               <w:rPr>
-                <w:rFonts w:ascii="Calibri" w:hAnsi="Calibri"/>
+                <w:rFonts w:ascii="Arial" w:hAnsi="Arial"/>
                 <w:b w:val="0"/>
                 <w:i w:val="0"/>
                 <w:color w:val="000000"/>
@@ -851,7 +851,7 @@
             </w:pPr>
             <w:r>
               <w:rPr>
-                <w:rFonts w:ascii="Calibri" w:hAnsi="Calibri"/>
+                <w:rFonts w:ascii="Arial" w:hAnsi="Arial"/>
                 <w:b w:val="0"/>
                 <w:i w:val="0"/>
                 <w:color w:val="000000"/>
@@ -874,7 +874,7 @@
             </w:pPr>
             <w:r>
               <w:rPr>
-                <w:rFonts w:ascii="Calibri" w:hAnsi="Calibri"/>
+                <w:rFonts w:ascii="Arial" w:hAnsi="Arial"/>
                 <w:b w:val="0"/>
                 <w:i w:val="0"/>
                 <w:color w:val="000000"/>
@@ -901,7 +901,7 @@
             </w:pPr>
             <w:r>
               <w:rPr>
-                <w:rFonts w:ascii="Calibri" w:hAnsi="Calibri"/>
+                <w:rFonts w:ascii="Arial" w:hAnsi="Arial"/>
                 <w:b/>
                 <w:i w:val="0"/>
                 <w:color w:val="000000"/>
@@ -924,7 +924,7 @@
             </w:pPr>
             <w:r>
               <w:rPr>
-                <w:rFonts w:ascii="Calibri" w:hAnsi="Calibri"/>
+                <w:rFonts w:ascii="Arial" w:hAnsi="Arial"/>
                 <w:b w:val="0"/>
                 <w:i w:val="0"/>
                 <w:color w:val="000000"/>
@@ -947,7 +947,7 @@
             </w:pPr>
             <w:r>
               <w:rPr>
-                <w:rFonts w:ascii="Calibri" w:hAnsi="Calibri"/>
+                <w:rFonts w:ascii="Arial" w:hAnsi="Arial"/>
                 <w:b w:val="0"/>
                 <w:i w:val="0"/>
                 <w:color w:val="000000"/>
@@ -970,7 +970,7 @@
             </w:pPr>
             <w:r>
               <w:rPr>
-                <w:rFonts w:ascii="Calibri" w:hAnsi="Calibri"/>
+                <w:rFonts w:ascii="Arial" w:hAnsi="Arial"/>
                 <w:b w:val="0"/>
                 <w:i w:val="0"/>
                 <w:color w:val="000000"/>
@@ -993,7 +993,7 @@
             </w:pPr>
             <w:r>
               <w:rPr>
-                <w:rFonts w:ascii="Calibri" w:hAnsi="Calibri"/>
+                <w:rFonts w:ascii="Arial" w:hAnsi="Arial"/>
                 <w:b w:val="0"/>
                 <w:i w:val="0"/>
                 <w:color w:val="000000"/>
@@ -1020,7 +1020,7 @@
             </w:pPr>
             <w:r>
               <w:rPr>
-                <w:rFonts w:ascii="Calibri" w:hAnsi="Calibri"/>
+                <w:rFonts w:ascii="Arial" w:hAnsi="Arial"/>
                 <w:b/>
                 <w:i w:val="0"/>
                 <w:color w:val="000000"/>
@@ -1043,7 +1043,7 @@
             </w:pPr>
             <w:r>
               <w:rPr>
-                <w:rFonts w:ascii="Calibri" w:hAnsi="Calibri"/>
+                <w:rFonts w:ascii="Arial" w:hAnsi="Arial"/>
                 <w:b w:val="0"/>
                 <w:i w:val="0"/>
                 <w:color w:val="000000"/>
@@ -1066,7 +1066,7 @@
             </w:pPr>
             <w:r>
               <w:rPr>
-                <w:rFonts w:ascii="Calibri" w:hAnsi="Calibri"/>
+                <w:rFonts w:ascii="Arial" w:hAnsi="Arial"/>
                 <w:b w:val="0"/>
                 <w:i w:val="0"/>
                 <w:color w:val="000000"/>
@@ -1089,7 +1089,7 @@
             </w:pPr>
             <w:r>
               <w:rPr>
-                <w:rFonts w:ascii="Calibri" w:hAnsi="Calibri"/>
+                <w:rFonts w:ascii="Arial" w:hAnsi="Arial"/>
                 <w:b w:val="0"/>
                 <w:i w:val="0"/>
                 <w:color w:val="000000"/>
@@ -1112,7 +1112,7 @@
             </w:pPr>
             <w:r>
               <w:rPr>
-                <w:rFonts w:ascii="Calibri" w:hAnsi="Calibri"/>
+                <w:rFonts w:ascii="Arial" w:hAnsi="Arial"/>
                 <w:b w:val="0"/>
                 <w:i w:val="0"/>
                 <w:color w:val="000000"/>
@@ -1139,7 +1139,7 @@
             </w:pPr>
             <w:r>
               <w:rPr>
-                <w:rFonts w:ascii="Calibri" w:hAnsi="Calibri"/>
+                <w:rFonts w:ascii="Arial" w:hAnsi="Arial"/>
                 <w:b/>
                 <w:i w:val="0"/>
                 <w:color w:val="000000"/>
@@ -1162,7 +1162,7 @@
             </w:pPr>
             <w:r>
               <w:rPr>
-                <w:rFonts w:ascii="Calibri" w:hAnsi="Calibri"/>
+                <w:rFonts w:ascii="Arial" w:hAnsi="Arial"/>
                 <w:b w:val="0"/>
                 <w:i w:val="0"/>
                 <w:color w:val="000000"/>
@@ -1185,7 +1185,7 @@
             </w:pPr>
             <w:r>
               <w:rPr>
-                <w:rFonts w:ascii="Calibri" w:hAnsi="Calibri"/>
+                <w:rFonts w:ascii="Arial" w:hAnsi="Arial"/>
                 <w:b w:val="0"/>
                 <w:i w:val="0"/>
                 <w:color w:val="000000"/>
@@ -1208,7 +1208,7 @@
             </w:pPr>
             <w:r>
               <w:rPr>
-                <w:rFonts w:ascii="Calibri" w:hAnsi="Calibri"/>
+                <w:rFonts w:ascii="Arial" w:hAnsi="Arial"/>
                 <w:b w:val="0"/>
                 <w:i w:val="0"/>
                 <w:color w:val="000000"/>
@@ -1231,7 +1231,7 @@
             </w:pPr>
             <w:r>
               <w:rPr>
-                <w:rFonts w:ascii="Calibri" w:hAnsi="Calibri"/>
+                <w:rFonts w:ascii="Arial" w:hAnsi="Arial"/>
                 <w:b w:val="0"/>
                 <w:i w:val="0"/>
                 <w:color w:val="000000"/>

--- a/data/outputs/Seavuria_Reformatted/Mathematics_10_SubStrand1.3_QuadraticEquations_SummaryTable.docx
+++ b/data/outputs/Seavuria_Reformatted/Mathematics_10_SubStrand1.3_QuadraticEquations_SummaryTable.docx
@@ -190,6 +190,52 @@
                 <w:sz w:val="18"/>
               </w:rPr>
               <w:t>How can we use quadratic equations to model, solve, and make sense of real-life problems in our communities?</w:t>
+            </w:r>
+          </w:p>
+        </w:tc>
+      </w:tr>
+      <w:tr>
+        <w:tc>
+          <w:tcPr>
+            <w:tcW w:type="dxa" w:w="2999"/>
+            <w:shd w:val="clear" w:color="auto" w:fill="FCE4D6"/>
+          </w:tcPr>
+          <w:p>
+            <w:pPr>
+              <w:spacing w:before="40" w:after="40"/>
+              <w:jc w:val="left"/>
+            </w:pPr>
+            <w:r>
+              <w:rPr>
+                <w:rFonts w:ascii="Arial" w:hAnsi="Arial"/>
+                <w:b/>
+                <w:i w:val="0"/>
+                <w:color w:val="000000"/>
+                <w:sz w:val="18"/>
+              </w:rPr>
+              <w:t>Anchoring Phenomenon</w:t>
+            </w:r>
+          </w:p>
+        </w:tc>
+        <w:tc>
+          <w:tcPr>
+            <w:tcW w:type="dxa" w:w="10680"/>
+            <w:shd w:val="clear" w:color="auto" w:fill="FFFFFF"/>
+          </w:tcPr>
+          <w:p>
+            <w:pPr>
+              <w:spacing w:before="40" w:after="40"/>
+              <w:jc w:val="left"/>
+            </w:pPr>
+            <w:r>
+              <w:rPr>
+                <w:rFonts w:ascii="Arial" w:hAnsi="Arial"/>
+                <w:b w:val="0"/>
+                <w:i w:val="0"/>
+                <w:color w:val="000000"/>
+                <w:sz w:val="18"/>
+              </w:rPr>
+              <w:t>A harambee group plans to raise Ksh 12,000. Members share the cost equally, but 3 members fail to show up — so the remaining members each pay Ksh 200 more. How many people were originally in the group?</w:t>
             </w:r>
           </w:p>
         </w:tc>

--- a/data/outputs/Seavuria_Reformatted/Mathematics_10_SubStrand1.3_QuadraticEquations_SummaryTable.docx
+++ b/data/outputs/Seavuria_Reformatted/Mathematics_10_SubStrand1.3_QuadraticEquations_SummaryTable.docx
@@ -33,6 +33,98 @@
         </w:rPr>
         <w:t>Summary Table</w:t>
       </w:r>
+    </w:p>
+    <w:tbl>
+      <w:tblPr>
+        <w:tblW w:type="auto" w:w="0"/>
+        <w:jc w:val="left"/>
+        <w:tblLook w:firstColumn="1" w:firstRow="1" w:lastColumn="0" w:lastRow="0" w:noHBand="0" w:noVBand="1" w:val="04A0"/>
+        <w:tblBorders>
+          <w:top w:val="single" w:sz="4" w:space="0" w:color="000000"/>
+          <w:left w:val="single" w:sz="4" w:space="0" w:color="000000"/>
+          <w:bottom w:val="single" w:sz="4" w:space="0" w:color="000000"/>
+          <w:right w:val="single" w:sz="4" w:space="0" w:color="000000"/>
+          <w:insideH w:val="single" w:sz="4" w:space="0" w:color="000000"/>
+          <w:insideV w:val="single" w:sz="4" w:space="0" w:color="000000"/>
+        </w:tblBorders>
+      </w:tblPr>
+      <w:tblGrid>
+        <w:gridCol w:w="13680"/>
+      </w:tblGrid>
+      <w:tr>
+        <w:tc>
+          <w:tcPr>
+            <w:tcW w:type="dxa" w:w="13680"/>
+            <w:shd w:val="clear" w:color="auto" w:fill="1F3864"/>
+          </w:tcPr>
+          <w:p>
+            <w:pPr>
+              <w:spacing w:before="40" w:after="40"/>
+              <w:jc w:val="left"/>
+            </w:pPr>
+            <w:r>
+              <w:rPr>
+                <w:rFonts w:ascii="Arial" w:hAnsi="Arial"/>
+                <w:b/>
+                <w:i w:val="0"/>
+                <w:color w:val="FFFFFF"/>
+                <w:sz w:val="22"/>
+              </w:rPr>
+              <w:t>PURPOSE STATEMENT</w:t>
+            </w:r>
+          </w:p>
+        </w:tc>
+      </w:tr>
+      <w:tr>
+        <w:tc>
+          <w:tcPr>
+            <w:tcW w:type="dxa" w:w="13680"/>
+            <w:shd w:val="clear" w:color="auto" w:fill="FFFFFF"/>
+          </w:tcPr>
+          <w:p>
+            <w:pPr>
+              <w:spacing w:before="20" w:after="20"/>
+              <w:jc w:val="left"/>
+            </w:pPr>
+            <w:r>
+              <w:rPr>
+                <w:rFonts w:ascii="Arial" w:hAnsi="Arial"/>
+                <w:b w:val="0"/>
+                <w:i w:val="0"/>
+                <w:color w:val="000000"/>
+                <w:sz w:val="18"/>
+              </w:rPr>
+              <w:t>For Students:</w:t>
+              <w:br/>
+              <w:t>This Summary Table is your learning companion throughout Sub-Strand 1.3. Use it to track your journey as you explore quadratic expressions and equations. After each lesson, reflect on what you investigated, what you learned, and how it connects to solving real problems in your community. By the end of the unit, you’ll see how all the pieces fit together to help you model and solve authentic challenges.</w:t>
+            </w:r>
+          </w:p>
+          <w:p>
+            <w:pPr>
+              <w:spacing w:before="20" w:after="20"/>
+              <w:jc w:val="left"/>
+            </w:pPr>
+            <w:r>
+              <w:rPr>
+                <w:rFonts w:ascii="Arial" w:hAnsi="Arial"/>
+                <w:b w:val="0"/>
+                <w:i w:val="0"/>
+                <w:color w:val="000000"/>
+                <w:sz w:val="18"/>
+              </w:rPr>
+              <w:t>For Teachers:</w:t>
+              <w:br/>
+              <w:t>This tool supports formative assessment and metacognitive development. It helps students make explicit connections between mathematical concepts and the anchoring phenomenon, while providing you with insight into their evolving understanding. Use student entries to identify misconceptions, guide discussions, and differentiate instruction.</w:t>
+            </w:r>
+          </w:p>
+        </w:tc>
+      </w:tr>
+    </w:tbl>
+    <w:p>
+      <w:pPr>
+        <w:spacing w:before="0" w:after="0"/>
+        <w:spacing w:before="0" w:after="0" w:line="240" w:lineRule="auto"/>
+      </w:pPr>
     </w:p>
     <w:tbl>
       <w:tblPr>

--- a/data/outputs/Seavuria_Reformatted/Mathematics_10_SubStrand1.3_QuadraticEquations_SummaryTable.docx
+++ b/data/outputs/Seavuria_Reformatted/Mathematics_10_SubStrand1.3_QuadraticEquations_SummaryTable.docx
@@ -375,7 +375,7 @@
                 <w:color w:val="FFFFFF"/>
                 <w:sz w:val="22"/>
               </w:rPr>
-              <w:t>INSTRUCTIONS</w:t>
+              <w:t>HOW TO USE THIS TABLE</w:t>
             </w:r>
           </w:p>
         </w:tc>
@@ -1383,6 +1383,707 @@
         </w:tc>
       </w:tr>
     </w:tbl>
+    <w:p>
+      <w:pPr>
+        <w:spacing w:before="0" w:after="0"/>
+        <w:spacing w:before="0" w:after="0" w:line="240" w:lineRule="auto"/>
+      </w:pPr>
+    </w:p>
+    <w:tbl>
+      <w:tblPr>
+        <w:tblW w:type="auto" w:w="0"/>
+        <w:jc w:val="left"/>
+        <w:tblLook w:firstColumn="1" w:firstRow="1" w:lastColumn="0" w:lastRow="0" w:noHBand="0" w:noVBand="1" w:val="04A0"/>
+        <w:tblBorders>
+          <w:top w:val="single" w:sz="4" w:space="0" w:color="000000"/>
+          <w:left w:val="single" w:sz="4" w:space="0" w:color="000000"/>
+          <w:bottom w:val="single" w:sz="4" w:space="0" w:color="000000"/>
+          <w:right w:val="single" w:sz="4" w:space="0" w:color="000000"/>
+          <w:insideH w:val="single" w:sz="4" w:space="0" w:color="000000"/>
+          <w:insideV w:val="single" w:sz="4" w:space="0" w:color="000000"/>
+        </w:tblBorders>
+      </w:tblPr>
+      <w:tblGrid>
+        <w:gridCol w:w="13680"/>
+      </w:tblGrid>
+      <w:tr>
+        <w:tc>
+          <w:tcPr>
+            <w:tcW w:type="dxa" w:w="13680"/>
+            <w:shd w:val="clear" w:color="auto" w:fill="2E75B6"/>
+          </w:tcPr>
+          <w:p>
+            <w:pPr>
+              <w:spacing w:before="40" w:after="40"/>
+              <w:jc w:val="left"/>
+            </w:pPr>
+            <w:r>
+              <w:rPr>
+                <w:rFonts w:ascii="Arial" w:hAnsi="Arial"/>
+                <w:b/>
+                <w:i w:val="0"/>
+                <w:color w:val="FFFFFF"/>
+                <w:sz w:val="22"/>
+              </w:rPr>
+              <w:t>END-OF-UNIT REFLECTION QUESTIONS</w:t>
+            </w:r>
+          </w:p>
+        </w:tc>
+      </w:tr>
+      <w:tr>
+        <w:tc>
+          <w:tcPr>
+            <w:tcW w:type="dxa" w:w="13680"/>
+            <w:shd w:val="clear" w:color="auto" w:fill="FFFFFF"/>
+          </w:tcPr>
+          <w:p>
+            <w:pPr>
+              <w:spacing w:before="20" w:after="20"/>
+              <w:jc w:val="left"/>
+            </w:pPr>
+            <w:r>
+              <w:rPr>
+                <w:rFonts w:ascii="Arial" w:hAnsi="Arial"/>
+                <w:b w:val="0"/>
+                <w:i w:val="0"/>
+                <w:color w:val="000000"/>
+                <w:sz w:val="18"/>
+              </w:rPr>
+              <w:t>At the end of Sub-Strand 1.3, reflect on your learning journey by answering these questions:</w:t>
+            </w:r>
+          </w:p>
+          <w:p>
+            <w:pPr>
+              <w:spacing w:before="20" w:after="20"/>
+              <w:jc w:val="left"/>
+            </w:pPr>
+            <w:r>
+              <w:rPr>
+                <w:rFonts w:ascii="Arial" w:hAnsi="Arial"/>
+                <w:b w:val="0"/>
+                <w:i w:val="0"/>
+                <w:color w:val="000000"/>
+                <w:sz w:val="18"/>
+              </w:rPr>
+              <w:t>Conceptual Understanding:</w:t>
+              <w:br/>
+              <w:t>How has your understanding of quadratic expressions and equations evolved from Lesson 1 to Lesson 7? What was the most challenging concept, and how did you overcome that challenge?</w:t>
+            </w:r>
+          </w:p>
+          <w:p>
+            <w:pPr>
+              <w:spacing w:before="20" w:after="20"/>
+              <w:jc w:val="left"/>
+            </w:pPr>
+            <w:r>
+              <w:rPr>
+                <w:rFonts w:ascii="Arial" w:hAnsi="Arial"/>
+                <w:b w:val="0"/>
+                <w:i w:val="0"/>
+                <w:color w:val="000000"/>
+                <w:sz w:val="18"/>
+              </w:rPr>
+              <w:t>Problem-Solving Process:</w:t>
+              <w:br/>
+              <w:t>Describe the steps you followed to solve the harambee problem. Which step was most difficult, and why?</w:t>
+            </w:r>
+          </w:p>
+          <w:p>
+            <w:pPr>
+              <w:spacing w:before="20" w:after="20"/>
+              <w:jc w:val="left"/>
+            </w:pPr>
+            <w:r>
+              <w:rPr>
+                <w:rFonts w:ascii="Arial" w:hAnsi="Arial"/>
+                <w:b w:val="0"/>
+                <w:i w:val="0"/>
+                <w:color w:val="000000"/>
+                <w:sz w:val="18"/>
+              </w:rPr>
+              <w:t>Real-World Connections:</w:t>
+              <w:br/>
+              <w:t>Why are quadratic equations useful for modeling real-life situations? Can you think of another problem in your community or daily life that might involve a quadratic equation?</w:t>
+            </w:r>
+          </w:p>
+          <w:p>
+            <w:pPr>
+              <w:spacing w:before="20" w:after="20"/>
+              <w:jc w:val="left"/>
+            </w:pPr>
+            <w:r>
+              <w:rPr>
+                <w:rFonts w:ascii="Arial" w:hAnsi="Arial"/>
+                <w:b w:val="0"/>
+                <w:i w:val="0"/>
+                <w:color w:val="000000"/>
+                <w:sz w:val="18"/>
+              </w:rPr>
+              <w:t>Mathematical Practices:</w:t>
+              <w:br/>
+              <w:t>How did using the Summary Table help you connect ideas across lessons? Did it change the way you think about learning mathematics?</w:t>
+            </w:r>
+          </w:p>
+          <w:p>
+            <w:pPr>
+              <w:spacing w:before="20" w:after="20"/>
+              <w:jc w:val="left"/>
+            </w:pPr>
+            <w:r>
+              <w:rPr>
+                <w:rFonts w:ascii="Arial" w:hAnsi="Arial"/>
+                <w:b w:val="0"/>
+                <w:i w:val="0"/>
+                <w:color w:val="000000"/>
+                <w:sz w:val="18"/>
+              </w:rPr>
+              <w:t>Collaboration and Communication:</w:t>
+              <w:br/>
+              <w:t>How did discussing your thinking with classmates help you understand quadratics better? What did you learn from others’ approaches?</w:t>
+            </w:r>
+          </w:p>
+          <w:p>
+            <w:pPr>
+              <w:spacing w:before="20" w:after="20"/>
+              <w:jc w:val="left"/>
+            </w:pPr>
+            <w:r>
+              <w:rPr>
+                <w:rFonts w:ascii="Arial" w:hAnsi="Arial"/>
+                <w:b w:val="0"/>
+                <w:i w:val="0"/>
+                <w:color w:val="000000"/>
+                <w:sz w:val="18"/>
+              </w:rPr>
+              <w:t>Looking Ahead:</w:t>
+              <w:br/>
+              <w:t>What questions do you still have about quadratic equations? How might you use what you’ve learned in future mathematics topics or other subjects?</w:t>
+            </w:r>
+          </w:p>
+        </w:tc>
+      </w:tr>
+    </w:tbl>
+    <w:p>
+      <w:pPr>
+        <w:spacing w:before="0" w:after="0"/>
+        <w:spacing w:before="0" w:after="0" w:line="240" w:lineRule="auto"/>
+      </w:pPr>
+    </w:p>
+    <w:tbl>
+      <w:tblPr>
+        <w:tblW w:type="auto" w:w="0"/>
+        <w:jc w:val="left"/>
+        <w:tblLook w:firstColumn="1" w:firstRow="1" w:lastColumn="0" w:lastRow="0" w:noHBand="0" w:noVBand="1" w:val="04A0"/>
+        <w:tblBorders>
+          <w:top w:val="single" w:sz="4" w:space="0" w:color="000000"/>
+          <w:left w:val="single" w:sz="4" w:space="0" w:color="000000"/>
+          <w:bottom w:val="single" w:sz="4" w:space="0" w:color="000000"/>
+          <w:right w:val="single" w:sz="4" w:space="0" w:color="000000"/>
+          <w:insideH w:val="single" w:sz="4" w:space="0" w:color="000000"/>
+          <w:insideV w:val="single" w:sz="4" w:space="0" w:color="000000"/>
+        </w:tblBorders>
+      </w:tblPr>
+      <w:tblGrid>
+        <w:gridCol w:w="13680"/>
+      </w:tblGrid>
+      <w:tr>
+        <w:tc>
+          <w:tcPr>
+            <w:tcW w:type="dxa" w:w="13680"/>
+            <w:shd w:val="clear" w:color="auto" w:fill="1F3864"/>
+          </w:tcPr>
+          <w:p>
+            <w:pPr>
+              <w:spacing w:before="40" w:after="40"/>
+              <w:jc w:val="left"/>
+            </w:pPr>
+            <w:r>
+              <w:rPr>
+                <w:rFonts w:ascii="Arial" w:hAnsi="Arial"/>
+                <w:b/>
+                <w:i w:val="0"/>
+                <w:color w:val="FFFFFF"/>
+                <w:sz w:val="22"/>
+              </w:rPr>
+              <w:t>TEACHER NOTES: FORMATIVE USE OF THIS TABLE</w:t>
+            </w:r>
+          </w:p>
+        </w:tc>
+      </w:tr>
+      <w:tr>
+        <w:tc>
+          <w:tcPr>
+            <w:tcW w:type="dxa" w:w="13680"/>
+            <w:shd w:val="clear" w:color="auto" w:fill="FFFFFF"/>
+          </w:tcPr>
+          <w:p>
+            <w:pPr>
+              <w:spacing w:before="20" w:after="20"/>
+              <w:jc w:val="left"/>
+            </w:pPr>
+            <w:r>
+              <w:rPr>
+                <w:rFonts w:ascii="Arial" w:hAnsi="Arial"/>
+                <w:b/>
+                <w:i w:val="0"/>
+                <w:color w:val="000000"/>
+                <w:sz w:val="18"/>
+              </w:rPr>
+              <w:t>Purpose</w:t>
+            </w:r>
+          </w:p>
+          <w:p>
+            <w:pPr>
+              <w:spacing w:before="20" w:after="20"/>
+              <w:jc w:val="left"/>
+            </w:pPr>
+            <w:r>
+              <w:rPr>
+                <w:rFonts w:ascii="Arial" w:hAnsi="Arial"/>
+                <w:b w:val="0"/>
+                <w:i w:val="0"/>
+                <w:color w:val="000000"/>
+                <w:sz w:val="18"/>
+              </w:rPr>
+              <w:t>The Summary Table serves as a formative assessment tool that makes student thinking visible and supports metacognition. It helps students build coherence across lessons and see mathematics as a sense-making activity anchored in authentic contexts.</w:t>
+            </w:r>
+          </w:p>
+          <w:p>
+            <w:pPr>
+              <w:spacing w:before="20" w:after="20"/>
+              <w:jc w:val="left"/>
+            </w:pPr>
+            <w:r>
+              <w:rPr>
+                <w:rFonts w:ascii="Arial" w:hAnsi="Arial"/>
+                <w:b/>
+                <w:i w:val="0"/>
+                <w:color w:val="000000"/>
+                <w:sz w:val="18"/>
+              </w:rPr>
+              <w:t>Formative Assessment Strategies</w:t>
+            </w:r>
+          </w:p>
+          <w:p>
+            <w:pPr>
+              <w:spacing w:before="20" w:after="20"/>
+              <w:ind w:left="240"/>
+              <w:jc w:val="left"/>
+            </w:pPr>
+            <w:r>
+              <w:rPr>
+                <w:rFonts w:ascii="Arial" w:hAnsi="Arial"/>
+                <w:b w:val="0"/>
+                <w:i w:val="0"/>
+                <w:color w:val="000000"/>
+                <w:sz w:val="18"/>
+              </w:rPr>
+              <w:t>• Regular Review:</w:t>
+              <w:br/>
+              <w:t>Collect or review Summary Tables every 2–3 lessons. Look for:</w:t>
+            </w:r>
+          </w:p>
+          <w:p>
+            <w:pPr>
+              <w:spacing w:before="20" w:after="20"/>
+              <w:ind w:left="240"/>
+              <w:jc w:val="left"/>
+            </w:pPr>
+            <w:r>
+              <w:rPr>
+                <w:rFonts w:ascii="Arial" w:hAnsi="Arial"/>
+                <w:b w:val="0"/>
+                <w:i w:val="0"/>
+                <w:color w:val="000000"/>
+                <w:sz w:val="18"/>
+              </w:rPr>
+              <w:t>• Depth and specificity of reflections</w:t>
+            </w:r>
+          </w:p>
+          <w:p>
+            <w:pPr>
+              <w:spacing w:before="20" w:after="20"/>
+              <w:ind w:left="240"/>
+              <w:jc w:val="left"/>
+            </w:pPr>
+            <w:r>
+              <w:rPr>
+                <w:rFonts w:ascii="Arial" w:hAnsi="Arial"/>
+                <w:b w:val="0"/>
+                <w:i w:val="0"/>
+                <w:color w:val="000000"/>
+                <w:sz w:val="18"/>
+              </w:rPr>
+              <w:t>• Accurate use of mathematical vocabulary</w:t>
+            </w:r>
+          </w:p>
+          <w:p>
+            <w:pPr>
+              <w:spacing w:before="20" w:after="20"/>
+              <w:ind w:left="240"/>
+              <w:jc w:val="left"/>
+            </w:pPr>
+            <w:r>
+              <w:rPr>
+                <w:rFonts w:ascii="Arial" w:hAnsi="Arial"/>
+                <w:b w:val="0"/>
+                <w:i w:val="0"/>
+                <w:color w:val="000000"/>
+                <w:sz w:val="18"/>
+              </w:rPr>
+              <w:t>• Evidence of connections between lessons and the anchoring phenomenon</w:t>
+            </w:r>
+          </w:p>
+          <w:p>
+            <w:pPr>
+              <w:spacing w:before="20" w:after="20"/>
+              <w:ind w:left="240"/>
+              <w:jc w:val="left"/>
+            </w:pPr>
+            <w:r>
+              <w:rPr>
+                <w:rFonts w:ascii="Arial" w:hAnsi="Arial"/>
+                <w:b w:val="0"/>
+                <w:i w:val="0"/>
+                <w:color w:val="000000"/>
+                <w:sz w:val="18"/>
+              </w:rPr>
+              <w:t>• Misconceptions or gaps in understanding</w:t>
+            </w:r>
+          </w:p>
+          <w:p>
+            <w:pPr>
+              <w:spacing w:before="20" w:after="20"/>
+              <w:ind w:left="240"/>
+              <w:jc w:val="left"/>
+            </w:pPr>
+            <w:r>
+              <w:rPr>
+                <w:rFonts w:ascii="Arial" w:hAnsi="Arial"/>
+                <w:b w:val="0"/>
+                <w:i w:val="0"/>
+                <w:color w:val="000000"/>
+                <w:sz w:val="18"/>
+              </w:rPr>
+              <w:t>• Feedback:</w:t>
+              <w:br/>
+              <w:t>Provide targeted, growth-oriented feedback:</w:t>
+            </w:r>
+          </w:p>
+          <w:p>
+            <w:pPr>
+              <w:spacing w:before="20" w:after="20"/>
+              <w:ind w:left="240"/>
+              <w:jc w:val="left"/>
+            </w:pPr>
+            <w:r>
+              <w:rPr>
+                <w:rFonts w:ascii="Arial" w:hAnsi="Arial"/>
+                <w:b w:val="0"/>
+                <w:i w:val="0"/>
+                <w:color w:val="000000"/>
+                <w:sz w:val="18"/>
+              </w:rPr>
+              <w:t>• Highlight strong connections and clear explanations</w:t>
+            </w:r>
+          </w:p>
+          <w:p>
+            <w:pPr>
+              <w:spacing w:before="20" w:after="20"/>
+              <w:ind w:left="240"/>
+              <w:jc w:val="left"/>
+            </w:pPr>
+            <w:r>
+              <w:rPr>
+                <w:rFonts w:ascii="Arial" w:hAnsi="Arial"/>
+                <w:b w:val="0"/>
+                <w:i w:val="0"/>
+                <w:color w:val="000000"/>
+                <w:sz w:val="18"/>
+              </w:rPr>
+              <w:t>• Ask probing questions to deepen thinking (e.g., “Can you explain why factorizing helps solve the equation?”)</w:t>
+            </w:r>
+          </w:p>
+          <w:p>
+            <w:pPr>
+              <w:spacing w:before="20" w:after="20"/>
+              <w:ind w:left="240"/>
+              <w:jc w:val="left"/>
+            </w:pPr>
+            <w:r>
+              <w:rPr>
+                <w:rFonts w:ascii="Arial" w:hAnsi="Arial"/>
+                <w:b w:val="0"/>
+                <w:i w:val="0"/>
+                <w:color w:val="000000"/>
+                <w:sz w:val="18"/>
+              </w:rPr>
+              <w:t>• Suggest revisions for unclear or incomplete entries</w:t>
+            </w:r>
+          </w:p>
+          <w:p>
+            <w:pPr>
+              <w:spacing w:before="20" w:after="20"/>
+              <w:ind w:left="240"/>
+              <w:jc w:val="left"/>
+            </w:pPr>
+            <w:r>
+              <w:rPr>
+                <w:rFonts w:ascii="Arial" w:hAnsi="Arial"/>
+                <w:b w:val="0"/>
+                <w:i w:val="0"/>
+                <w:color w:val="000000"/>
+                <w:sz w:val="18"/>
+              </w:rPr>
+              <w:t>• Differentiation:</w:t>
+              <w:br/>
+              <w:t>Use Summary Table entries to differentiate instruction:</w:t>
+            </w:r>
+          </w:p>
+          <w:p>
+            <w:pPr>
+              <w:spacing w:before="20" w:after="20"/>
+              <w:ind w:left="240"/>
+              <w:jc w:val="left"/>
+            </w:pPr>
+            <w:r>
+              <w:rPr>
+                <w:rFonts w:ascii="Arial" w:hAnsi="Arial"/>
+                <w:b w:val="0"/>
+                <w:i w:val="0"/>
+                <w:color w:val="000000"/>
+                <w:sz w:val="18"/>
+              </w:rPr>
+              <w:t>• Struggling students: Provide sentence stems, worked examples, or peer buddies</w:t>
+            </w:r>
+          </w:p>
+          <w:p>
+            <w:pPr>
+              <w:spacing w:before="20" w:after="20"/>
+              <w:ind w:left="240"/>
+              <w:jc w:val="left"/>
+            </w:pPr>
+            <w:r>
+              <w:rPr>
+                <w:rFonts w:ascii="Arial" w:hAnsi="Arial"/>
+                <w:b w:val="0"/>
+                <w:i w:val="0"/>
+                <w:color w:val="000000"/>
+                <w:sz w:val="18"/>
+              </w:rPr>
+              <w:t>• Advanced students: Challenge them to explore extensions (e.g., solving by completing the square, graphing solutions)</w:t>
+            </w:r>
+          </w:p>
+          <w:p>
+            <w:pPr>
+              <w:spacing w:before="20" w:after="20"/>
+              <w:ind w:left="240"/>
+              <w:jc w:val="left"/>
+            </w:pPr>
+            <w:r>
+              <w:rPr>
+                <w:rFonts w:ascii="Arial" w:hAnsi="Arial"/>
+                <w:b w:val="0"/>
+                <w:i w:val="0"/>
+                <w:color w:val="000000"/>
+                <w:sz w:val="18"/>
+              </w:rPr>
+              <w:t>• Class Discussion:</w:t>
+              <w:br/>
+              <w:t>Use anonymized or volunteer student entries to spark whole-class discussions:</w:t>
+            </w:r>
+          </w:p>
+          <w:p>
+            <w:pPr>
+              <w:spacing w:before="20" w:after="20"/>
+              <w:ind w:left="240"/>
+              <w:jc w:val="left"/>
+            </w:pPr>
+            <w:r>
+              <w:rPr>
+                <w:rFonts w:ascii="Arial" w:hAnsi="Arial"/>
+                <w:b w:val="0"/>
+                <w:i w:val="0"/>
+                <w:color w:val="000000"/>
+                <w:sz w:val="18"/>
+              </w:rPr>
+              <w:t>• Compare different ways students connected a lesson to the harambee problem</w:t>
+            </w:r>
+          </w:p>
+          <w:p>
+            <w:pPr>
+              <w:spacing w:before="20" w:after="20"/>
+              <w:ind w:left="240"/>
+              <w:jc w:val="left"/>
+            </w:pPr>
+            <w:r>
+              <w:rPr>
+                <w:rFonts w:ascii="Arial" w:hAnsi="Arial"/>
+                <w:b w:val="0"/>
+                <w:i w:val="0"/>
+                <w:color w:val="000000"/>
+                <w:sz w:val="18"/>
+              </w:rPr>
+              <w:t>• Address common misconceptions revealed in the tables</w:t>
+            </w:r>
+          </w:p>
+          <w:p>
+            <w:pPr>
+              <w:spacing w:before="20" w:after="20"/>
+              <w:ind w:left="240"/>
+              <w:jc w:val="left"/>
+            </w:pPr>
+            <w:r>
+              <w:rPr>
+                <w:rFonts w:ascii="Arial" w:hAnsi="Arial"/>
+                <w:b w:val="0"/>
+                <w:i w:val="0"/>
+                <w:color w:val="000000"/>
+                <w:sz w:val="18"/>
+              </w:rPr>
+              <w:t>• Celebrate growth and insightful reflections</w:t>
+            </w:r>
+          </w:p>
+          <w:p>
+            <w:pPr>
+              <w:spacing w:before="20" w:after="20"/>
+              <w:ind w:left="240"/>
+              <w:jc w:val="left"/>
+            </w:pPr>
+            <w:r>
+              <w:rPr>
+                <w:rFonts w:ascii="Arial" w:hAnsi="Arial"/>
+                <w:b w:val="0"/>
+                <w:i w:val="0"/>
+                <w:color w:val="000000"/>
+                <w:sz w:val="18"/>
+              </w:rPr>
+              <w:t>• Self-Assessment:</w:t>
+              <w:br/>
+              <w:t>Periodically ask students to review their own tables and identify:</w:t>
+            </w:r>
+          </w:p>
+          <w:p>
+            <w:pPr>
+              <w:spacing w:before="20" w:after="20"/>
+              <w:ind w:left="240"/>
+              <w:jc w:val="left"/>
+            </w:pPr>
+            <w:r>
+              <w:rPr>
+                <w:rFonts w:ascii="Arial" w:hAnsi="Arial"/>
+                <w:b w:val="0"/>
+                <w:i w:val="0"/>
+                <w:color w:val="000000"/>
+                <w:sz w:val="18"/>
+              </w:rPr>
+              <w:t>• Their strongest entry and why</w:t>
+            </w:r>
+          </w:p>
+          <w:p>
+            <w:pPr>
+              <w:spacing w:before="20" w:after="20"/>
+              <w:ind w:left="240"/>
+              <w:jc w:val="left"/>
+            </w:pPr>
+            <w:r>
+              <w:rPr>
+                <w:rFonts w:ascii="Arial" w:hAnsi="Arial"/>
+                <w:b w:val="0"/>
+                <w:i w:val="0"/>
+                <w:color w:val="000000"/>
+                <w:sz w:val="18"/>
+              </w:rPr>
+              <w:t>• An entry they’d like to revise or expand</w:t>
+            </w:r>
+          </w:p>
+          <w:p>
+            <w:pPr>
+              <w:spacing w:before="20" w:after="20"/>
+              <w:ind w:left="240"/>
+              <w:jc w:val="left"/>
+            </w:pPr>
+            <w:r>
+              <w:rPr>
+                <w:rFonts w:ascii="Arial" w:hAnsi="Arial"/>
+                <w:b w:val="0"/>
+                <w:i w:val="0"/>
+                <w:color w:val="000000"/>
+                <w:sz w:val="18"/>
+              </w:rPr>
+              <w:t>• Patterns in their learning (e.g., “I understand procedures but struggle with context”)</w:t>
+            </w:r>
+          </w:p>
+          <w:p>
+            <w:pPr>
+              <w:spacing w:before="20" w:after="20"/>
+              <w:ind w:left="240"/>
+              <w:jc w:val="left"/>
+            </w:pPr>
+            <w:r>
+              <w:rPr>
+                <w:rFonts w:ascii="Arial" w:hAnsi="Arial"/>
+                <w:b w:val="0"/>
+                <w:i w:val="0"/>
+                <w:color w:val="000000"/>
+                <w:sz w:val="18"/>
+              </w:rPr>
+              <w:t>• Summative Preparation:</w:t>
+              <w:br/>
+              <w:t>Encourage students to use their completed Summary Tables as study guides for end-of-unit assessments. The table provides a personalized record of key concepts, skills, and problem-solving strategies.</w:t>
+            </w:r>
+          </w:p>
+          <w:p>
+            <w:pPr>
+              <w:spacing w:before="20" w:after="20"/>
+              <w:jc w:val="left"/>
+            </w:pPr>
+            <w:r>
+              <w:rPr>
+                <w:rFonts w:ascii="Arial" w:hAnsi="Arial"/>
+                <w:b/>
+                <w:i w:val="0"/>
+                <w:color w:val="000000"/>
+                <w:sz w:val="18"/>
+              </w:rPr>
+              <w:t>Alignment with Competency-Based Curriculum (CBC)</w:t>
+            </w:r>
+          </w:p>
+          <w:p>
+            <w:pPr>
+              <w:spacing w:before="20" w:after="20"/>
+              <w:jc w:val="left"/>
+            </w:pPr>
+            <w:r>
+              <w:rPr>
+                <w:rFonts w:ascii="Arial" w:hAnsi="Arial"/>
+                <w:b w:val="0"/>
+                <w:i w:val="0"/>
+                <w:color w:val="000000"/>
+                <w:sz w:val="18"/>
+              </w:rPr>
+              <w:t>This tool supports CBC goals by: - Emphasizing learning as a process rather than isolated skills - Promoting critical thinking and problem-solving through reflection - Connecting mathematics to real-world contexts and community issues - Developing communication skills through written explanation - Fostering self-directed learning and metacognitive awareness</w:t>
+            </w:r>
+          </w:p>
+          <w:p>
+            <w:pPr>
+              <w:spacing w:before="20" w:after="20"/>
+              <w:jc w:val="left"/>
+            </w:pPr>
+            <w:r>
+              <w:rPr>
+                <w:rFonts w:ascii="Arial" w:hAnsi="Arial"/>
+                <w:b w:val="0"/>
+                <w:i w:val="0"/>
+                <w:color w:val="000000"/>
+                <w:sz w:val="18"/>
+              </w:rPr>
+              <w:t>End of Summary Table Document</w:t>
+            </w:r>
+          </w:p>
+        </w:tc>
+      </w:tr>
+    </w:tbl>
     <w:sectPr>
       <w:pgSz w:w="15840" w:h="12240"/>
       <w:pgMar w:top="1080" w:right="1080" w:bottom="1080" w:left="1080" w:header="720" w:footer="720" w:gutter="0"/>

--- a/data/outputs/Seavuria_Reformatted/Mathematics_10_SubStrand1.3_QuadraticEquations_SummaryTable.docx
+++ b/data/outputs/Seavuria_Reformatted/Mathematics_10_SubStrand1.3_QuadraticEquations_SummaryTable.docx
@@ -388,7 +388,7 @@
           </w:tcPr>
           <w:p>
             <w:pPr>
-              <w:spacing w:before="40" w:after="40"/>
+              <w:spacing w:before="20" w:after="20"/>
               <w:jc w:val="left"/>
             </w:pPr>
             <w:r>
@@ -581,7 +581,7 @@
           </w:tcPr>
           <w:p>
             <w:pPr>
-              <w:spacing w:before="40" w:after="40"/>
+              <w:spacing w:before="20" w:after="20"/>
               <w:jc w:val="left"/>
             </w:pPr>
             <w:r>
@@ -604,7 +604,7 @@
           </w:tcPr>
           <w:p>
             <w:pPr>
-              <w:spacing w:before="40" w:after="40"/>
+              <w:spacing w:before="20" w:after="20"/>
               <w:jc w:val="left"/>
             </w:pPr>
             <w:r>
@@ -627,7 +627,7 @@
           </w:tcPr>
           <w:p>
             <w:pPr>
-              <w:spacing w:before="40" w:after="40"/>
+              <w:spacing w:before="20" w:after="20"/>
               <w:jc w:val="left"/>
             </w:pPr>
             <w:r>
@@ -650,7 +650,7 @@
           </w:tcPr>
           <w:p>
             <w:pPr>
-              <w:spacing w:before="40" w:after="40"/>
+              <w:spacing w:before="20" w:after="20"/>
               <w:jc w:val="left"/>
             </w:pPr>
             <w:r>
@@ -662,7 +662,21 @@
                 <w:sz w:val="18"/>
               </w:rPr>
               <w:t>DQB Started: Posted harambee problem and initial questions.</w:t>
-              <w:br/>
+            </w:r>
+          </w:p>
+          <w:p>
+            <w:pPr>
+              <w:spacing w:before="20" w:after="20"/>
+              <w:jc w:val="left"/>
+            </w:pPr>
+            <w:r>
+              <w:rPr>
+                <w:rFonts w:ascii="Arial" w:hAnsi="Arial"/>
+                <w:b w:val="0"/>
+                <w:i w:val="0"/>
+                <w:color w:val="000000"/>
+                <w:sz w:val="18"/>
+              </w:rPr>
               <w:t>Model: Identified variables — let x = original number of members.</w:t>
             </w:r>
           </w:p>
@@ -700,7 +714,7 @@
           </w:tcPr>
           <w:p>
             <w:pPr>
-              <w:spacing w:before="40" w:after="40"/>
+              <w:spacing w:before="20" w:after="20"/>
               <w:jc w:val="left"/>
             </w:pPr>
             <w:r>
@@ -723,7 +737,7 @@
           </w:tcPr>
           <w:p>
             <w:pPr>
-              <w:spacing w:before="40" w:after="40"/>
+              <w:spacing w:before="20" w:after="20"/>
               <w:jc w:val="left"/>
             </w:pPr>
             <w:r>
@@ -746,7 +760,7 @@
           </w:tcPr>
           <w:p>
             <w:pPr>
-              <w:spacing w:before="40" w:after="40"/>
+              <w:spacing w:before="20" w:after="20"/>
               <w:jc w:val="left"/>
             </w:pPr>
             <w:r>
@@ -769,7 +783,7 @@
           </w:tcPr>
           <w:p>
             <w:pPr>
-              <w:spacing w:before="40" w:after="40"/>
+              <w:spacing w:before="20" w:after="20"/>
               <w:jc w:val="left"/>
             </w:pPr>
             <w:r>
@@ -781,7 +795,21 @@
                 <w:sz w:val="18"/>
               </w:rPr>
               <w:t>DQB Updated: Added 'How do we expand quadratic expressions?'</w:t>
-              <w:br/>
+            </w:r>
+          </w:p>
+          <w:p>
+            <w:pPr>
+              <w:spacing w:before="20" w:after="20"/>
+              <w:jc w:val="left"/>
+            </w:pPr>
+            <w:r>
+              <w:rPr>
+                <w:rFonts w:ascii="Arial" w:hAnsi="Arial"/>
+                <w:b w:val="0"/>
+                <w:i w:val="0"/>
+                <w:color w:val="000000"/>
+                <w:sz w:val="18"/>
+              </w:rPr>
               <w:t>Model: Practiced expanding expressions to prepare for equation setup.</w:t>
             </w:r>
           </w:p>
@@ -819,7 +847,7 @@
           </w:tcPr>
           <w:p>
             <w:pPr>
-              <w:spacing w:before="40" w:after="40"/>
+              <w:spacing w:before="20" w:after="20"/>
               <w:jc w:val="left"/>
             </w:pPr>
             <w:r>
@@ -842,7 +870,7 @@
           </w:tcPr>
           <w:p>
             <w:pPr>
-              <w:spacing w:before="40" w:after="40"/>
+              <w:spacing w:before="20" w:after="20"/>
               <w:jc w:val="left"/>
             </w:pPr>
             <w:r>
@@ -865,7 +893,7 @@
           </w:tcPr>
           <w:p>
             <w:pPr>
-              <w:spacing w:before="40" w:after="40"/>
+              <w:spacing w:before="20" w:after="20"/>
               <w:jc w:val="left"/>
             </w:pPr>
             <w:r>
@@ -888,7 +916,7 @@
           </w:tcPr>
           <w:p>
             <w:pPr>
-              <w:spacing w:before="40" w:after="40"/>
+              <w:spacing w:before="20" w:after="20"/>
               <w:jc w:val="left"/>
             </w:pPr>
             <w:r>
@@ -900,7 +928,21 @@
                 <w:sz w:val="18"/>
               </w:rPr>
               <w:t>DQB Updated: Added 'How do we factorise quadratics?'</w:t>
-              <w:br/>
+            </w:r>
+          </w:p>
+          <w:p>
+            <w:pPr>
+              <w:spacing w:before="20" w:after="20"/>
+              <w:jc w:val="left"/>
+            </w:pPr>
+            <w:r>
+              <w:rPr>
+                <w:rFonts w:ascii="Arial" w:hAnsi="Arial"/>
+                <w:b w:val="0"/>
+                <w:i w:val="0"/>
+                <w:color w:val="000000"/>
+                <w:sz w:val="18"/>
+              </w:rPr>
               <w:t>Model: Explored factorising sample equations.</w:t>
             </w:r>
           </w:p>
@@ -938,7 +980,7 @@
           </w:tcPr>
           <w:p>
             <w:pPr>
-              <w:spacing w:before="40" w:after="40"/>
+              <w:spacing w:before="20" w:after="20"/>
               <w:jc w:val="left"/>
             </w:pPr>
             <w:r>
@@ -961,7 +1003,7 @@
           </w:tcPr>
           <w:p>
             <w:pPr>
-              <w:spacing w:before="40" w:after="40"/>
+              <w:spacing w:before="20" w:after="20"/>
               <w:jc w:val="left"/>
             </w:pPr>
             <w:r>
@@ -984,7 +1026,7 @@
           </w:tcPr>
           <w:p>
             <w:pPr>
-              <w:spacing w:before="40" w:after="40"/>
+              <w:spacing w:before="20" w:after="20"/>
               <w:jc w:val="left"/>
             </w:pPr>
             <w:r>
@@ -1007,7 +1049,7 @@
           </w:tcPr>
           <w:p>
             <w:pPr>
-              <w:spacing w:before="40" w:after="40"/>
+              <w:spacing w:before="20" w:after="20"/>
               <w:jc w:val="left"/>
             </w:pPr>
             <w:r>
@@ -1019,7 +1061,21 @@
                 <w:sz w:val="18"/>
               </w:rPr>
               <w:t>DQB Updated: Added 'How do we solve quadratic equations?'</w:t>
-              <w:br/>
+            </w:r>
+          </w:p>
+          <w:p>
+            <w:pPr>
+              <w:spacing w:before="20" w:after="20"/>
+              <w:jc w:val="left"/>
+            </w:pPr>
+            <w:r>
+              <w:rPr>
+                <w:rFonts w:ascii="Arial" w:hAnsi="Arial"/>
+                <w:b w:val="0"/>
+                <w:i w:val="0"/>
+                <w:color w:val="000000"/>
+                <w:sz w:val="18"/>
+              </w:rPr>
               <w:t>Model: Practiced solving and checking for extraneous solutions.</w:t>
             </w:r>
           </w:p>
@@ -1057,7 +1113,7 @@
           </w:tcPr>
           <w:p>
             <w:pPr>
-              <w:spacing w:before="40" w:after="40"/>
+              <w:spacing w:before="20" w:after="20"/>
               <w:jc w:val="left"/>
             </w:pPr>
             <w:r>
@@ -1080,7 +1136,7 @@
           </w:tcPr>
           <w:p>
             <w:pPr>
-              <w:spacing w:before="40" w:after="40"/>
+              <w:spacing w:before="20" w:after="20"/>
               <w:jc w:val="left"/>
             </w:pPr>
             <w:r>
@@ -1103,7 +1159,7 @@
           </w:tcPr>
           <w:p>
             <w:pPr>
-              <w:spacing w:before="40" w:after="40"/>
+              <w:spacing w:before="20" w:after="20"/>
               <w:jc w:val="left"/>
             </w:pPr>
             <w:r>
@@ -1126,7 +1182,7 @@
           </w:tcPr>
           <w:p>
             <w:pPr>
-              <w:spacing w:before="40" w:after="40"/>
+              <w:spacing w:before="20" w:after="20"/>
               <w:jc w:val="left"/>
             </w:pPr>
             <w:r>
@@ -1138,7 +1194,21 @@
                 <w:sz w:val="18"/>
               </w:rPr>
               <w:t>DQB Updated: Added 'How do we translate real-world problems into equations?'</w:t>
-              <w:br/>
+            </w:r>
+          </w:p>
+          <w:p>
+            <w:pPr>
+              <w:spacing w:before="20" w:after="20"/>
+              <w:jc w:val="left"/>
+            </w:pPr>
+            <w:r>
+              <w:rPr>
+                <w:rFonts w:ascii="Arial" w:hAnsi="Arial"/>
+                <w:b w:val="0"/>
+                <w:i w:val="0"/>
+                <w:color w:val="000000"/>
+                <w:sz w:val="18"/>
+              </w:rPr>
               <w:t>Model Revised: Let x = original members. Set up the harambee equation.</w:t>
             </w:r>
           </w:p>
@@ -1176,7 +1246,7 @@
           </w:tcPr>
           <w:p>
             <w:pPr>
-              <w:spacing w:before="40" w:after="40"/>
+              <w:spacing w:before="20" w:after="20"/>
               <w:jc w:val="left"/>
             </w:pPr>
             <w:r>
@@ -1199,7 +1269,7 @@
           </w:tcPr>
           <w:p>
             <w:pPr>
-              <w:spacing w:before="40" w:after="40"/>
+              <w:spacing w:before="20" w:after="20"/>
               <w:jc w:val="left"/>
             </w:pPr>
             <w:r>
@@ -1222,7 +1292,7 @@
           </w:tcPr>
           <w:p>
             <w:pPr>
-              <w:spacing w:before="40" w:after="40"/>
+              <w:spacing w:before="20" w:after="20"/>
               <w:jc w:val="left"/>
             </w:pPr>
             <w:r>
@@ -1245,7 +1315,7 @@
           </w:tcPr>
           <w:p>
             <w:pPr>
-              <w:spacing w:before="40" w:after="40"/>
+              <w:spacing w:before="20" w:after="20"/>
               <w:jc w:val="left"/>
             </w:pPr>
             <w:r>
@@ -1257,7 +1327,21 @@
                 <w:sz w:val="18"/>
               </w:rPr>
               <w:t>DQB Updated: Added 'How do we interpret and validate solutions?'</w:t>
-              <w:br/>
+            </w:r>
+          </w:p>
+          <w:p>
+            <w:pPr>
+              <w:spacing w:before="20" w:after="20"/>
+              <w:jc w:val="left"/>
+            </w:pPr>
+            <w:r>
+              <w:rPr>
+                <w:rFonts w:ascii="Arial" w:hAnsi="Arial"/>
+                <w:b w:val="0"/>
+                <w:i w:val="0"/>
+                <w:color w:val="000000"/>
+                <w:sz w:val="18"/>
+              </w:rPr>
               <w:t>Model Revised: Solved harambee equation — original number = 15 members.</w:t>
             </w:r>
           </w:p>
@@ -1295,7 +1379,7 @@
           </w:tcPr>
           <w:p>
             <w:pPr>
-              <w:spacing w:before="40" w:after="40"/>
+              <w:spacing w:before="20" w:after="20"/>
               <w:jc w:val="left"/>
             </w:pPr>
             <w:r>
@@ -1318,7 +1402,7 @@
           </w:tcPr>
           <w:p>
             <w:pPr>
-              <w:spacing w:before="40" w:after="40"/>
+              <w:spacing w:before="20" w:after="20"/>
               <w:jc w:val="left"/>
             </w:pPr>
             <w:r>
@@ -1341,7 +1425,7 @@
           </w:tcPr>
           <w:p>
             <w:pPr>
-              <w:spacing w:before="40" w:after="40"/>
+              <w:spacing w:before="20" w:after="20"/>
               <w:jc w:val="left"/>
             </w:pPr>
             <w:r>
@@ -1364,7 +1448,7 @@
           </w:tcPr>
           <w:p>
             <w:pPr>
-              <w:spacing w:before="40" w:after="40"/>
+              <w:spacing w:before="20" w:after="20"/>
               <w:jc w:val="left"/>
             </w:pPr>
             <w:r>
@@ -1376,7 +1460,21 @@
                 <w:sz w:val="18"/>
               </w:rPr>
               <w:t>DQB Completed: Answered driving question with full solution.</w:t>
-              <w:br/>
+            </w:r>
+          </w:p>
+          <w:p>
+            <w:pPr>
+              <w:spacing w:before="20" w:after="20"/>
+              <w:jc w:val="left"/>
+            </w:pPr>
+            <w:r>
+              <w:rPr>
+                <w:rFonts w:ascii="Arial" w:hAnsi="Arial"/>
+                <w:b w:val="0"/>
+                <w:i w:val="0"/>
+                <w:color w:val="000000"/>
+                <w:sz w:val="18"/>
+              </w:rPr>
               <w:t>Final Model: Verified 12,000/15 = 800, 12,000/12 = 1,000, difference = 200 ✓</w:t>
             </w:r>
           </w:p>

--- a/data/outputs/Seavuria_Reformatted/Mathematics_10_SubStrand1.3_QuadraticEquations_SummaryTable.docx
+++ b/data/outputs/Seavuria_Reformatted/Mathematics_10_SubStrand1.3_QuadraticEquations_SummaryTable.docx
@@ -656,12 +656,12 @@
             <w:r>
               <w:rPr>
                 <w:rFonts w:ascii="Arial" w:hAnsi="Arial"/>
-                <w:b w:val="0"/>
+                <w:b/>
                 <w:i w:val="0"/>
                 <w:color w:val="000000"/>
                 <w:sz w:val="18"/>
               </w:rPr>
-              <w:t>DQB Started: Posted harambee problem and initial questions.</w:t>
+              <w:t>DQB Started:</w:t>
             </w:r>
           </w:p>
           <w:p>
@@ -677,7 +677,39 @@
                 <w:color w:val="000000"/>
                 <w:sz w:val="18"/>
               </w:rPr>
-              <w:t>Model: Identified variables — let x = original number of members.</w:t>
+              <w:t>Posted harambee problem and initial questions.</w:t>
+            </w:r>
+          </w:p>
+          <w:p>
+            <w:pPr>
+              <w:spacing w:before="20" w:after="20"/>
+              <w:jc w:val="left"/>
+            </w:pPr>
+            <w:r>
+              <w:rPr>
+                <w:rFonts w:ascii="Arial" w:hAnsi="Arial"/>
+                <w:b/>
+                <w:i w:val="0"/>
+                <w:color w:val="000000"/>
+                <w:sz w:val="18"/>
+              </w:rPr>
+              <w:t>Model:</w:t>
+            </w:r>
+          </w:p>
+          <w:p>
+            <w:pPr>
+              <w:spacing w:before="20" w:after="20"/>
+              <w:jc w:val="left"/>
+            </w:pPr>
+            <w:r>
+              <w:rPr>
+                <w:rFonts w:ascii="Arial" w:hAnsi="Arial"/>
+                <w:b w:val="0"/>
+                <w:i w:val="0"/>
+                <w:color w:val="000000"/>
+                <w:sz w:val="18"/>
+              </w:rPr>
+              <w:t>Identified variables — let x = original number of members.</w:t>
             </w:r>
           </w:p>
         </w:tc>
@@ -789,12 +821,12 @@
             <w:r>
               <w:rPr>
                 <w:rFonts w:ascii="Arial" w:hAnsi="Arial"/>
-                <w:b w:val="0"/>
+                <w:b/>
                 <w:i w:val="0"/>
                 <w:color w:val="000000"/>
                 <w:sz w:val="18"/>
               </w:rPr>
-              <w:t>DQB Updated: Added 'How do we expand quadratic expressions?'</w:t>
+              <w:t>DQB Updated:</w:t>
             </w:r>
           </w:p>
           <w:p>
@@ -810,7 +842,39 @@
                 <w:color w:val="000000"/>
                 <w:sz w:val="18"/>
               </w:rPr>
-              <w:t>Model: Practiced expanding expressions to prepare for equation setup.</w:t>
+              <w:t>Added 'How do we expand quadratic expressions?'</w:t>
+            </w:r>
+          </w:p>
+          <w:p>
+            <w:pPr>
+              <w:spacing w:before="20" w:after="20"/>
+              <w:jc w:val="left"/>
+            </w:pPr>
+            <w:r>
+              <w:rPr>
+                <w:rFonts w:ascii="Arial" w:hAnsi="Arial"/>
+                <w:b/>
+                <w:i w:val="0"/>
+                <w:color w:val="000000"/>
+                <w:sz w:val="18"/>
+              </w:rPr>
+              <w:t>Model:</w:t>
+            </w:r>
+          </w:p>
+          <w:p>
+            <w:pPr>
+              <w:spacing w:before="20" w:after="20"/>
+              <w:jc w:val="left"/>
+            </w:pPr>
+            <w:r>
+              <w:rPr>
+                <w:rFonts w:ascii="Arial" w:hAnsi="Arial"/>
+                <w:b w:val="0"/>
+                <w:i w:val="0"/>
+                <w:color w:val="000000"/>
+                <w:sz w:val="18"/>
+              </w:rPr>
+              <w:t>Practiced expanding expressions to prepare for equation setup.</w:t>
             </w:r>
           </w:p>
         </w:tc>
@@ -922,12 +986,12 @@
             <w:r>
               <w:rPr>
                 <w:rFonts w:ascii="Arial" w:hAnsi="Arial"/>
-                <w:b w:val="0"/>
+                <w:b/>
                 <w:i w:val="0"/>
                 <w:color w:val="000000"/>
                 <w:sz w:val="18"/>
               </w:rPr>
-              <w:t>DQB Updated: Added 'How do we factorise quadratics?'</w:t>
+              <w:t>DQB Updated:</w:t>
             </w:r>
           </w:p>
           <w:p>
@@ -943,7 +1007,39 @@
                 <w:color w:val="000000"/>
                 <w:sz w:val="18"/>
               </w:rPr>
-              <w:t>Model: Explored factorising sample equations.</w:t>
+              <w:t>Added 'How do we factorise quadratics?'</w:t>
+            </w:r>
+          </w:p>
+          <w:p>
+            <w:pPr>
+              <w:spacing w:before="20" w:after="20"/>
+              <w:jc w:val="left"/>
+            </w:pPr>
+            <w:r>
+              <w:rPr>
+                <w:rFonts w:ascii="Arial" w:hAnsi="Arial"/>
+                <w:b/>
+                <w:i w:val="0"/>
+                <w:color w:val="000000"/>
+                <w:sz w:val="18"/>
+              </w:rPr>
+              <w:t>Model:</w:t>
+            </w:r>
+          </w:p>
+          <w:p>
+            <w:pPr>
+              <w:spacing w:before="20" w:after="20"/>
+              <w:jc w:val="left"/>
+            </w:pPr>
+            <w:r>
+              <w:rPr>
+                <w:rFonts w:ascii="Arial" w:hAnsi="Arial"/>
+                <w:b w:val="0"/>
+                <w:i w:val="0"/>
+                <w:color w:val="000000"/>
+                <w:sz w:val="18"/>
+              </w:rPr>
+              <w:t>Explored factorising sample equations.</w:t>
             </w:r>
           </w:p>
         </w:tc>
@@ -1009,12 +1105,28 @@
             <w:r>
               <w:rPr>
                 <w:rFonts w:ascii="Arial" w:hAnsi="Arial"/>
+                <w:b/>
+                <w:i w:val="0"/>
+                <w:color w:val="000000"/>
+                <w:sz w:val="18"/>
+              </w:rPr>
+              <w:t>To solve:</w:t>
+            </w:r>
+          </w:p>
+          <w:p>
+            <w:pPr>
+              <w:spacing w:before="20" w:after="20"/>
+              <w:jc w:val="left"/>
+            </w:pPr>
+            <w:r>
+              <w:rPr>
+                <w:rFonts w:ascii="Arial" w:hAnsi="Arial"/>
                 <w:b w:val="0"/>
                 <w:i w:val="0"/>
                 <w:color w:val="000000"/>
                 <w:sz w:val="18"/>
               </w:rPr>
-              <w:t>To solve: (1) rearrange to standard form, (2) factorise, (3) set each factor to zero, (4) solve for the variable. Must check solutions in context.</w:t>
+              <w:t>(1) rearrange to standard form, (2) factorise, (3) set each factor to zero, (4) solve for the variable. Must check solutions in context.</w:t>
             </w:r>
           </w:p>
         </w:tc>
@@ -1055,12 +1167,12 @@
             <w:r>
               <w:rPr>
                 <w:rFonts w:ascii="Arial" w:hAnsi="Arial"/>
-                <w:b w:val="0"/>
+                <w:b/>
                 <w:i w:val="0"/>
                 <w:color w:val="000000"/>
                 <w:sz w:val="18"/>
               </w:rPr>
-              <w:t>DQB Updated: Added 'How do we solve quadratic equations?'</w:t>
+              <w:t>DQB Updated:</w:t>
             </w:r>
           </w:p>
           <w:p>
@@ -1076,7 +1188,39 @@
                 <w:color w:val="000000"/>
                 <w:sz w:val="18"/>
               </w:rPr>
-              <w:t>Model: Practiced solving and checking for extraneous solutions.</w:t>
+              <w:t>Added 'How do we solve quadratic equations?'</w:t>
+            </w:r>
+          </w:p>
+          <w:p>
+            <w:pPr>
+              <w:spacing w:before="20" w:after="20"/>
+              <w:jc w:val="left"/>
+            </w:pPr>
+            <w:r>
+              <w:rPr>
+                <w:rFonts w:ascii="Arial" w:hAnsi="Arial"/>
+                <w:b/>
+                <w:i w:val="0"/>
+                <w:color w:val="000000"/>
+                <w:sz w:val="18"/>
+              </w:rPr>
+              <w:t>Model:</w:t>
+            </w:r>
+          </w:p>
+          <w:p>
+            <w:pPr>
+              <w:spacing w:before="20" w:after="20"/>
+              <w:jc w:val="left"/>
+            </w:pPr>
+            <w:r>
+              <w:rPr>
+                <w:rFonts w:ascii="Arial" w:hAnsi="Arial"/>
+                <w:b w:val="0"/>
+                <w:i w:val="0"/>
+                <w:color w:val="000000"/>
+                <w:sz w:val="18"/>
+              </w:rPr>
+              <w:t>Practiced solving and checking for extraneous solutions.</w:t>
             </w:r>
           </w:p>
         </w:tc>
@@ -1142,12 +1286,28 @@
             <w:r>
               <w:rPr>
                 <w:rFonts w:ascii="Arial" w:hAnsi="Arial"/>
+                <w:b/>
+                <w:i w:val="0"/>
+                <w:color w:val="000000"/>
+                <w:sz w:val="18"/>
+              </w:rPr>
+              <w:t>Forming equations requires:</w:t>
+            </w:r>
+          </w:p>
+          <w:p>
+            <w:pPr>
+              <w:spacing w:before="20" w:after="20"/>
+              <w:jc w:val="left"/>
+            </w:pPr>
+            <w:r>
+              <w:rPr>
+                <w:rFonts w:ascii="Arial" w:hAnsi="Arial"/>
                 <w:b w:val="0"/>
                 <w:i w:val="0"/>
                 <w:color w:val="000000"/>
                 <w:sz w:val="18"/>
               </w:rPr>
-              <w:t>Forming equations requires: (1) define a variable, (2) express other quantities in terms of it, (3) use relationships to write an equation, (4) simplify to standard form.</w:t>
+              <w:t>(1) define a variable, (2) express other quantities in terms of it, (3) use relationships to write an equation, (4) simplify to standard form.</w:t>
             </w:r>
           </w:p>
         </w:tc>
@@ -1188,12 +1348,12 @@
             <w:r>
               <w:rPr>
                 <w:rFonts w:ascii="Arial" w:hAnsi="Arial"/>
-                <w:b w:val="0"/>
+                <w:b/>
                 <w:i w:val="0"/>
                 <w:color w:val="000000"/>
                 <w:sz w:val="18"/>
               </w:rPr>
-              <w:t>DQB Updated: Added 'How do we translate real-world problems into equations?'</w:t>
+              <w:t>DQB Updated:</w:t>
             </w:r>
           </w:p>
           <w:p>
@@ -1209,7 +1369,39 @@
                 <w:color w:val="000000"/>
                 <w:sz w:val="18"/>
               </w:rPr>
-              <w:t>Model Revised: Let x = original members. Set up the harambee equation.</w:t>
+              <w:t>Added 'How do we translate real-world problems into equations?'</w:t>
+            </w:r>
+          </w:p>
+          <w:p>
+            <w:pPr>
+              <w:spacing w:before="20" w:after="20"/>
+              <w:jc w:val="left"/>
+            </w:pPr>
+            <w:r>
+              <w:rPr>
+                <w:rFonts w:ascii="Arial" w:hAnsi="Arial"/>
+                <w:b/>
+                <w:i w:val="0"/>
+                <w:color w:val="000000"/>
+                <w:sz w:val="18"/>
+              </w:rPr>
+              <w:t>Model Revised:</w:t>
+            </w:r>
+          </w:p>
+          <w:p>
+            <w:pPr>
+              <w:spacing w:before="20" w:after="20"/>
+              <w:jc w:val="left"/>
+            </w:pPr>
+            <w:r>
+              <w:rPr>
+                <w:rFonts w:ascii="Arial" w:hAnsi="Arial"/>
+                <w:b w:val="0"/>
+                <w:i w:val="0"/>
+                <w:color w:val="000000"/>
+                <w:sz w:val="18"/>
+              </w:rPr>
+              <w:t>Let x = original members. Set up the harambee equation.</w:t>
             </w:r>
           </w:p>
         </w:tc>
@@ -1321,12 +1513,12 @@
             <w:r>
               <w:rPr>
                 <w:rFonts w:ascii="Arial" w:hAnsi="Arial"/>
-                <w:b w:val="0"/>
+                <w:b/>
                 <w:i w:val="0"/>
                 <w:color w:val="000000"/>
                 <w:sz w:val="18"/>
               </w:rPr>
-              <w:t>DQB Updated: Added 'How do we interpret and validate solutions?'</w:t>
+              <w:t>DQB Updated:</w:t>
             </w:r>
           </w:p>
           <w:p>
@@ -1342,7 +1534,39 @@
                 <w:color w:val="000000"/>
                 <w:sz w:val="18"/>
               </w:rPr>
-              <w:t>Model Revised: Solved harambee equation — original number = 15 members.</w:t>
+              <w:t>Added 'How do we interpret and validate solutions?'</w:t>
+            </w:r>
+          </w:p>
+          <w:p>
+            <w:pPr>
+              <w:spacing w:before="20" w:after="20"/>
+              <w:jc w:val="left"/>
+            </w:pPr>
+            <w:r>
+              <w:rPr>
+                <w:rFonts w:ascii="Arial" w:hAnsi="Arial"/>
+                <w:b/>
+                <w:i w:val="0"/>
+                <w:color w:val="000000"/>
+                <w:sz w:val="18"/>
+              </w:rPr>
+              <w:t>Model Revised:</w:t>
+            </w:r>
+          </w:p>
+          <w:p>
+            <w:pPr>
+              <w:spacing w:before="20" w:after="20"/>
+              <w:jc w:val="left"/>
+            </w:pPr>
+            <w:r>
+              <w:rPr>
+                <w:rFonts w:ascii="Arial" w:hAnsi="Arial"/>
+                <w:b w:val="0"/>
+                <w:i w:val="0"/>
+                <w:color w:val="000000"/>
+                <w:sz w:val="18"/>
+              </w:rPr>
+              <w:t>Solved harambee equation — original number = 15 members.</w:t>
             </w:r>
           </w:p>
         </w:tc>
@@ -1431,12 +1655,28 @@
             <w:r>
               <w:rPr>
                 <w:rFonts w:ascii="Arial" w:hAnsi="Arial"/>
+                <w:b/>
+                <w:i w:val="0"/>
+                <w:color w:val="000000"/>
+                <w:sz w:val="18"/>
+              </w:rPr>
+              <w:t>Solved the harambee problem:</w:t>
+            </w:r>
+          </w:p>
+          <w:p>
+            <w:pPr>
+              <w:spacing w:before="20" w:after="20"/>
+              <w:jc w:val="left"/>
+            </w:pPr>
+            <w:r>
+              <w:rPr>
+                <w:rFonts w:ascii="Arial" w:hAnsi="Arial"/>
                 <w:b w:val="0"/>
                 <w:i w:val="0"/>
                 <w:color w:val="000000"/>
                 <w:sz w:val="18"/>
               </w:rPr>
-              <w:t>Solved the harambee problem: 15 original members, each paying Ksh 800. After 3 left, 12 members each paid Ksh 1,000. Difference = 200. ✓</w:t>
+              <w:t>15 original members, each paying Ksh 800. After 3 left, 12 members each paid Ksh 1,000. Difference = 200. ✓</w:t>
             </w:r>
           </w:p>
         </w:tc>
@@ -1454,12 +1694,12 @@
             <w:r>
               <w:rPr>
                 <w:rFonts w:ascii="Arial" w:hAnsi="Arial"/>
-                <w:b w:val="0"/>
+                <w:b/>
                 <w:i w:val="0"/>
                 <w:color w:val="000000"/>
                 <w:sz w:val="18"/>
               </w:rPr>
-              <w:t>DQB Completed: Answered driving question with full solution.</w:t>
+              <w:t>DQB Completed:</w:t>
             </w:r>
           </w:p>
           <w:p>
@@ -1475,7 +1715,39 @@
                 <w:color w:val="000000"/>
                 <w:sz w:val="18"/>
               </w:rPr>
-              <w:t>Final Model: Verified 12,000/15 = 800, 12,000/12 = 1,000, difference = 200 ✓</w:t>
+              <w:t>Answered driving question with full solution.</w:t>
+            </w:r>
+          </w:p>
+          <w:p>
+            <w:pPr>
+              <w:spacing w:before="20" w:after="20"/>
+              <w:jc w:val="left"/>
+            </w:pPr>
+            <w:r>
+              <w:rPr>
+                <w:rFonts w:ascii="Arial" w:hAnsi="Arial"/>
+                <w:b/>
+                <w:i w:val="0"/>
+                <w:color w:val="000000"/>
+                <w:sz w:val="18"/>
+              </w:rPr>
+              <w:t>Final Model:</w:t>
+            </w:r>
+          </w:p>
+          <w:p>
+            <w:pPr>
+              <w:spacing w:before="20" w:after="20"/>
+              <w:jc w:val="left"/>
+            </w:pPr>
+            <w:r>
+              <w:rPr>
+                <w:rFonts w:ascii="Arial" w:hAnsi="Arial"/>
+                <w:b w:val="0"/>
+                <w:i w:val="0"/>
+                <w:color w:val="000000"/>
+                <w:sz w:val="18"/>
+              </w:rPr>
+              <w:t>Verified 12,000/15 = 800, 12,000/12 = 1,000, difference = 200 ✓</w:t>
             </w:r>
           </w:p>
         </w:tc>

--- a/data/outputs/Seavuria_Reformatted/Mathematics_10_SubStrand1.3_QuadraticEquations_SummaryTable.docx
+++ b/data/outputs/Seavuria_Reformatted/Mathematics_10_SubStrand1.3_QuadraticEquations_SummaryTable.docx
@@ -89,14 +89,12 @@
             <w:r>
               <w:rPr>
                 <w:rFonts w:ascii="Arial" w:hAnsi="Arial"/>
-                <w:b w:val="0"/>
+                <w:b/>
                 <w:i w:val="0"/>
                 <w:color w:val="000000"/>
                 <w:sz w:val="18"/>
               </w:rPr>
               <w:t>For Students:</w:t>
-              <w:br/>
-              <w:t>This Summary Table is your learning companion throughout Sub-Strand 1.3. Use it to track your journey as you explore quadratic expressions and equations. After each lesson, reflect on what you investigated, what you learned, and how it connects to solving real problems in your community. By the end of the unit, you’ll see how all the pieces fit together to help you model and solve authentic challenges.</w:t>
             </w:r>
           </w:p>
           <w:p>
@@ -112,8 +110,38 @@
                 <w:color w:val="000000"/>
                 <w:sz w:val="18"/>
               </w:rPr>
+              <w:t>This Summary Table is your learning companion throughout Sub-Strand 1.3. Use it to track your journey as you explore quadratic expressions and equations. After each lesson, reflect on what you investigated, what you learned, and how it connects to solving real problems in your community. By the end of the unit, you’ll see how all the pieces fit together to help you model and solve authentic challenges.</w:t>
+            </w:r>
+          </w:p>
+          <w:p>
+            <w:pPr>
+              <w:spacing w:before="20" w:after="20"/>
+              <w:jc w:val="left"/>
+            </w:pPr>
+            <w:r>
+              <w:rPr>
+                <w:rFonts w:ascii="Arial" w:hAnsi="Arial"/>
+                <w:b/>
+                <w:i w:val="0"/>
+                <w:color w:val="000000"/>
+                <w:sz w:val="18"/>
+              </w:rPr>
               <w:t>For Teachers:</w:t>
-              <w:br/>
+            </w:r>
+          </w:p>
+          <w:p>
+            <w:pPr>
+              <w:spacing w:before="20" w:after="20"/>
+              <w:jc w:val="left"/>
+            </w:pPr>
+            <w:r>
+              <w:rPr>
+                <w:rFonts w:ascii="Arial" w:hAnsi="Arial"/>
+                <w:b w:val="0"/>
+                <w:i w:val="0"/>
+                <w:color w:val="000000"/>
+                <w:sz w:val="18"/>
+              </w:rPr>
               <w:t>This tool supports formative assessment and metacognitive development. It helps students make explicit connections between mathematical concepts and the anchoring phenomenon, while providing you with insight into their evolving understanding. Use student entries to identify misconceptions, guide discussions, and differentiate instruction.</w:t>
             </w:r>
           </w:p>
@@ -1830,14 +1858,29 @@
             <w:r>
               <w:rPr>
                 <w:rFonts w:ascii="Arial" w:hAnsi="Arial"/>
+                <w:b/>
+                <w:i w:val="0"/>
+                <w:color w:val="000000"/>
+                <w:sz w:val="18"/>
+              </w:rPr>
+              <w:t>Conceptual Understanding:</w:t>
+            </w:r>
+          </w:p>
+          <w:p>
+            <w:pPr>
+              <w:spacing w:before="20" w:after="20"/>
+              <w:ind w:left="240"/>
+              <w:jc w:val="left"/>
+            </w:pPr>
+            <w:r>
+              <w:rPr>
+                <w:rFonts w:ascii="Arial" w:hAnsi="Arial"/>
                 <w:b w:val="0"/>
                 <w:i w:val="0"/>
                 <w:color w:val="000000"/>
                 <w:sz w:val="18"/>
               </w:rPr>
-              <w:t>Conceptual Understanding:</w:t>
-              <w:br/>
-              <w:t>How has your understanding of quadratic expressions and equations evolved from Lesson 1 to Lesson 7? What was the most challenging concept, and how did you overcome that challenge?</w:t>
+              <w:t>• How has your understanding of quadratic expressions and equations evolved from Lesson 1 to Lesson 7? What was the most challenging concept, and how did you overcome that challenge?</w:t>
             </w:r>
           </w:p>
           <w:p>
@@ -1848,14 +1891,29 @@
             <w:r>
               <w:rPr>
                 <w:rFonts w:ascii="Arial" w:hAnsi="Arial"/>
+                <w:b/>
+                <w:i w:val="0"/>
+                <w:color w:val="000000"/>
+                <w:sz w:val="18"/>
+              </w:rPr>
+              <w:t>Problem-Solving Process:</w:t>
+            </w:r>
+          </w:p>
+          <w:p>
+            <w:pPr>
+              <w:spacing w:before="20" w:after="20"/>
+              <w:ind w:left="240"/>
+              <w:jc w:val="left"/>
+            </w:pPr>
+            <w:r>
+              <w:rPr>
+                <w:rFonts w:ascii="Arial" w:hAnsi="Arial"/>
                 <w:b w:val="0"/>
                 <w:i w:val="0"/>
                 <w:color w:val="000000"/>
                 <w:sz w:val="18"/>
               </w:rPr>
-              <w:t>Problem-Solving Process:</w:t>
-              <w:br/>
-              <w:t>Describe the steps you followed to solve the harambee problem. Which step was most difficult, and why?</w:t>
+              <w:t>• Describe the steps you followed to solve the harambee problem. Which step was most difficult, and why?</w:t>
             </w:r>
           </w:p>
           <w:p>
@@ -1866,14 +1924,29 @@
             <w:r>
               <w:rPr>
                 <w:rFonts w:ascii="Arial" w:hAnsi="Arial"/>
+                <w:b/>
+                <w:i w:val="0"/>
+                <w:color w:val="000000"/>
+                <w:sz w:val="18"/>
+              </w:rPr>
+              <w:t>Real-World Connections:</w:t>
+            </w:r>
+          </w:p>
+          <w:p>
+            <w:pPr>
+              <w:spacing w:before="20" w:after="20"/>
+              <w:ind w:left="240"/>
+              <w:jc w:val="left"/>
+            </w:pPr>
+            <w:r>
+              <w:rPr>
+                <w:rFonts w:ascii="Arial" w:hAnsi="Arial"/>
                 <w:b w:val="0"/>
                 <w:i w:val="0"/>
                 <w:color w:val="000000"/>
                 <w:sz w:val="18"/>
               </w:rPr>
-              <w:t>Real-World Connections:</w:t>
-              <w:br/>
-              <w:t>Why are quadratic equations useful for modeling real-life situations? Can you think of another problem in your community or daily life that might involve a quadratic equation?</w:t>
+              <w:t>• Why are quadratic equations useful for modeling real-life situations? Can you think of another problem in your community or daily life that might involve a quadratic equation?</w:t>
             </w:r>
           </w:p>
           <w:p>
@@ -1884,14 +1957,29 @@
             <w:r>
               <w:rPr>
                 <w:rFonts w:ascii="Arial" w:hAnsi="Arial"/>
+                <w:b/>
+                <w:i w:val="0"/>
+                <w:color w:val="000000"/>
+                <w:sz w:val="18"/>
+              </w:rPr>
+              <w:t>Mathematical Practices:</w:t>
+            </w:r>
+          </w:p>
+          <w:p>
+            <w:pPr>
+              <w:spacing w:before="20" w:after="20"/>
+              <w:ind w:left="240"/>
+              <w:jc w:val="left"/>
+            </w:pPr>
+            <w:r>
+              <w:rPr>
+                <w:rFonts w:ascii="Arial" w:hAnsi="Arial"/>
                 <w:b w:val="0"/>
                 <w:i w:val="0"/>
                 <w:color w:val="000000"/>
                 <w:sz w:val="18"/>
               </w:rPr>
-              <w:t>Mathematical Practices:</w:t>
-              <w:br/>
-              <w:t>How did using the Summary Table help you connect ideas across lessons? Did it change the way you think about learning mathematics?</w:t>
+              <w:t>• How did using the Summary Table help you connect ideas across lessons? Did it change the way you think about learning mathematics?</w:t>
             </w:r>
           </w:p>
           <w:p>
@@ -1902,14 +1990,29 @@
             <w:r>
               <w:rPr>
                 <w:rFonts w:ascii="Arial" w:hAnsi="Arial"/>
+                <w:b/>
+                <w:i w:val="0"/>
+                <w:color w:val="000000"/>
+                <w:sz w:val="18"/>
+              </w:rPr>
+              <w:t>Collaboration and Communication:</w:t>
+            </w:r>
+          </w:p>
+          <w:p>
+            <w:pPr>
+              <w:spacing w:before="20" w:after="20"/>
+              <w:ind w:left="240"/>
+              <w:jc w:val="left"/>
+            </w:pPr>
+            <w:r>
+              <w:rPr>
+                <w:rFonts w:ascii="Arial" w:hAnsi="Arial"/>
                 <w:b w:val="0"/>
                 <w:i w:val="0"/>
                 <w:color w:val="000000"/>
                 <w:sz w:val="18"/>
               </w:rPr>
-              <w:t>Collaboration and Communication:</w:t>
-              <w:br/>
-              <w:t>How did discussing your thinking with classmates help you understand quadratics better? What did you learn from others’ approaches?</w:t>
+              <w:t>• How did discussing your thinking with classmates help you understand quadratics better? What did you learn from others’ approaches?</w:t>
             </w:r>
           </w:p>
           <w:p>
@@ -1920,14 +2023,29 @@
             <w:r>
               <w:rPr>
                 <w:rFonts w:ascii="Arial" w:hAnsi="Arial"/>
+                <w:b/>
+                <w:i w:val="0"/>
+                <w:color w:val="000000"/>
+                <w:sz w:val="18"/>
+              </w:rPr>
+              <w:t>Looking Ahead:</w:t>
+            </w:r>
+          </w:p>
+          <w:p>
+            <w:pPr>
+              <w:spacing w:before="20" w:after="20"/>
+              <w:ind w:left="240"/>
+              <w:jc w:val="left"/>
+            </w:pPr>
+            <w:r>
+              <w:rPr>
+                <w:rFonts w:ascii="Arial" w:hAnsi="Arial"/>
                 <w:b w:val="0"/>
                 <w:i w:val="0"/>
                 <w:color w:val="000000"/>
                 <w:sz w:val="18"/>
               </w:rPr>
-              <w:t>Looking Ahead:</w:t>
-              <w:br/>
-              <w:t>What questions do you still have about quadratic equations? How might you use what you’ve learned in future mathematics topics or other subjects?</w:t>
+              <w:t>• What questions do you still have about quadratic equations? How might you use what you’ve learned in future mathematics topics or other subjects?</w:t>
             </w:r>
           </w:p>
         </w:tc>
@@ -2124,18 +2242,17 @@
           <w:p>
             <w:pPr>
               <w:spacing w:before="20" w:after="20"/>
-              <w:ind w:left="240"/>
               <w:jc w:val="left"/>
             </w:pPr>
             <w:r>
               <w:rPr>
                 <w:rFonts w:ascii="Arial" w:hAnsi="Arial"/>
-                <w:b w:val="0"/>
+                <w:b/>
                 <w:i w:val="0"/>
                 <w:color w:val="000000"/>
                 <w:sz w:val="18"/>
               </w:rPr>
-              <w:t>• Feedback:</w:t>
+              <w:t>Feedback:</w:t>
               <w:br/>
               <w:t>Provide targeted, growth-oriented feedback:</w:t>
             </w:r>
@@ -2427,12 +2544,97 @@
             <w:r>
               <w:rPr>
                 <w:rFonts w:ascii="Arial" w:hAnsi="Arial"/>
+                <w:b/>
+                <w:i w:val="0"/>
+                <w:color w:val="000000"/>
+                <w:sz w:val="18"/>
+              </w:rPr>
+              <w:t>This tool supports CBC goals by:</w:t>
+            </w:r>
+          </w:p>
+          <w:p>
+            <w:pPr>
+              <w:spacing w:before="20" w:after="20"/>
+              <w:ind w:left="240"/>
+              <w:jc w:val="left"/>
+            </w:pPr>
+            <w:r>
+              <w:rPr>
+                <w:rFonts w:ascii="Arial" w:hAnsi="Arial"/>
                 <w:b w:val="0"/>
                 <w:i w:val="0"/>
                 <w:color w:val="000000"/>
                 <w:sz w:val="18"/>
               </w:rPr>
-              <w:t>This tool supports CBC goals by: - Emphasizing learning as a process rather than isolated skills - Promoting critical thinking and problem-solving through reflection - Connecting mathematics to real-world contexts and community issues - Developing communication skills through written explanation - Fostering self-directed learning and metacognitive awareness</w:t>
+              <w:t>• Emphasizing learning as a process rather than isolated skills</w:t>
+            </w:r>
+          </w:p>
+          <w:p>
+            <w:pPr>
+              <w:spacing w:before="20" w:after="20"/>
+              <w:ind w:left="240"/>
+              <w:jc w:val="left"/>
+            </w:pPr>
+            <w:r>
+              <w:rPr>
+                <w:rFonts w:ascii="Arial" w:hAnsi="Arial"/>
+                <w:b w:val="0"/>
+                <w:i w:val="0"/>
+                <w:color w:val="000000"/>
+                <w:sz w:val="18"/>
+              </w:rPr>
+              <w:t>• Promoting critical thinking and problem-solving through reflection</w:t>
+            </w:r>
+          </w:p>
+          <w:p>
+            <w:pPr>
+              <w:spacing w:before="20" w:after="20"/>
+              <w:ind w:left="240"/>
+              <w:jc w:val="left"/>
+            </w:pPr>
+            <w:r>
+              <w:rPr>
+                <w:rFonts w:ascii="Arial" w:hAnsi="Arial"/>
+                <w:b w:val="0"/>
+                <w:i w:val="0"/>
+                <w:color w:val="000000"/>
+                <w:sz w:val="18"/>
+              </w:rPr>
+              <w:t>• Connecting mathematics to real-world contexts and community issues</w:t>
+            </w:r>
+          </w:p>
+          <w:p>
+            <w:pPr>
+              <w:spacing w:before="20" w:after="20"/>
+              <w:ind w:left="240"/>
+              <w:jc w:val="left"/>
+            </w:pPr>
+            <w:r>
+              <w:rPr>
+                <w:rFonts w:ascii="Arial" w:hAnsi="Arial"/>
+                <w:b w:val="0"/>
+                <w:i w:val="0"/>
+                <w:color w:val="000000"/>
+                <w:sz w:val="18"/>
+              </w:rPr>
+              <w:t>• Developing communication skills through written explanation</w:t>
+            </w:r>
+          </w:p>
+          <w:p>
+            <w:pPr>
+              <w:spacing w:before="20" w:after="20"/>
+              <w:ind w:left="240"/>
+              <w:jc w:val="left"/>
+            </w:pPr>
+            <w:r>
+              <w:rPr>
+                <w:rFonts w:ascii="Arial" w:hAnsi="Arial"/>
+                <w:b w:val="0"/>
+                <w:i w:val="0"/>
+                <w:color w:val="000000"/>
+                <w:sz w:val="18"/>
+              </w:rPr>
+              <w:t>• Fostering self-directed learning and metacognitive awareness</w:t>
             </w:r>
           </w:p>
           <w:p>

--- a/data/outputs/Seavuria_Reformatted/Mathematics_10_SubStrand1.3_QuadraticEquations_SummaryTable.docx
+++ b/data/outputs/Seavuria_Reformatted/Mathematics_10_SubStrand1.3_QuadraticEquations_SummaryTable.docx
@@ -633,6 +633,7 @@
           <w:p>
             <w:pPr>
               <w:spacing w:before="20" w:after="20"/>
+              <w:ind w:left="240"/>
               <w:jc w:val="left"/>
             </w:pPr>
             <w:r>
@@ -643,7 +644,24 @@
                 <w:color w:val="000000"/>
                 <w:sz w:val="18"/>
               </w:rPr>
-              <w:t>A quadratic expression contains a term with a variable squared (x²) written as ax² + bx + c. Quadratics model situations involving area, growth, and non-linear relationships.</w:t>
+              <w:t>• A quadratic expression contains a term with a variable squared (x²) written as ax² + bx + c.</w:t>
+            </w:r>
+          </w:p>
+          <w:p>
+            <w:pPr>
+              <w:spacing w:before="20" w:after="20"/>
+              <w:ind w:left="240"/>
+              <w:jc w:val="left"/>
+            </w:pPr>
+            <w:r>
+              <w:rPr>
+                <w:rFonts w:ascii="Arial" w:hAnsi="Arial"/>
+                <w:b w:val="0"/>
+                <w:i w:val="0"/>
+                <w:color w:val="000000"/>
+                <w:sz w:val="18"/>
+              </w:rPr>
+              <w:t>• Quadratics model situations involving area, growth, and non-linear relationships.</w:t>
             </w:r>
           </w:p>
         </w:tc>
@@ -656,6 +674,7 @@
           <w:p>
             <w:pPr>
               <w:spacing w:before="20" w:after="20"/>
+              <w:ind w:left="240"/>
               <w:jc w:val="left"/>
             </w:pPr>
             <w:r>
@@ -666,7 +685,24 @@
                 <w:color w:val="000000"/>
                 <w:sz w:val="18"/>
               </w:rPr>
-              <w:t>The harambee problem involves a relationship between contributions and total amount. Recognizing this as a quadratic situation is the first step.</w:t>
+              <w:t>• The harambee problem involves a relationship between contributions and total amount.</w:t>
+            </w:r>
+          </w:p>
+          <w:p>
+            <w:pPr>
+              <w:spacing w:before="20" w:after="20"/>
+              <w:ind w:left="240"/>
+              <w:jc w:val="left"/>
+            </w:pPr>
+            <w:r>
+              <w:rPr>
+                <w:rFonts w:ascii="Arial" w:hAnsi="Arial"/>
+                <w:b w:val="0"/>
+                <w:i w:val="0"/>
+                <w:color w:val="000000"/>
+                <w:sz w:val="18"/>
+              </w:rPr>
+              <w:t>• Recognizing this as a quadratic situation is the first step.</w:t>
             </w:r>
           </w:p>
         </w:tc>
@@ -798,6 +834,7 @@
           <w:p>
             <w:pPr>
               <w:spacing w:before="20" w:after="20"/>
+              <w:ind w:left="240"/>
               <w:jc w:val="left"/>
             </w:pPr>
             <w:r>
@@ -808,7 +845,24 @@
                 <w:color w:val="000000"/>
                 <w:sz w:val="18"/>
               </w:rPr>
-              <w:t>Expanding means multiplying out brackets to write a quadratic in standard form. Used FOIL and area diagrams.</w:t>
+              <w:t>• Expanding means multiplying out brackets to write a quadratic in standard form.</w:t>
+            </w:r>
+          </w:p>
+          <w:p>
+            <w:pPr>
+              <w:spacing w:before="20" w:after="20"/>
+              <w:ind w:left="240"/>
+              <w:jc w:val="left"/>
+            </w:pPr>
+            <w:r>
+              <w:rPr>
+                <w:rFonts w:ascii="Arial" w:hAnsi="Arial"/>
+                <w:b w:val="0"/>
+                <w:i w:val="0"/>
+                <w:color w:val="000000"/>
+                <w:sz w:val="18"/>
+              </w:rPr>
+              <w:t>• Used FOIL and area diagrams.</w:t>
             </w:r>
           </w:p>
         </w:tc>
@@ -963,6 +1017,7 @@
           <w:p>
             <w:pPr>
               <w:spacing w:before="20" w:after="20"/>
+              <w:ind w:left="240"/>
               <w:jc w:val="left"/>
             </w:pPr>
             <w:r>
@@ -973,7 +1028,41 @@
                 <w:color w:val="000000"/>
                 <w:sz w:val="18"/>
               </w:rPr>
-              <w:t>Factorising is the reverse of expanding. Find two numbers that multiply to give ac and add to give b, then rewrite and group. Factorising helps solve equations.</w:t>
+              <w:t>• Factorising is the reverse of expanding.</w:t>
+            </w:r>
+          </w:p>
+          <w:p>
+            <w:pPr>
+              <w:spacing w:before="20" w:after="20"/>
+              <w:ind w:left="240"/>
+              <w:jc w:val="left"/>
+            </w:pPr>
+            <w:r>
+              <w:rPr>
+                <w:rFonts w:ascii="Arial" w:hAnsi="Arial"/>
+                <w:b w:val="0"/>
+                <w:i w:val="0"/>
+                <w:color w:val="000000"/>
+                <w:sz w:val="18"/>
+              </w:rPr>
+              <w:t>• Find two numbers that multiply to give ac and add to give b, then rewrite and group.</w:t>
+            </w:r>
+          </w:p>
+          <w:p>
+            <w:pPr>
+              <w:spacing w:before="20" w:after="20"/>
+              <w:ind w:left="240"/>
+              <w:jc w:val="left"/>
+            </w:pPr>
+            <w:r>
+              <w:rPr>
+                <w:rFonts w:ascii="Arial" w:hAnsi="Arial"/>
+                <w:b w:val="0"/>
+                <w:i w:val="0"/>
+                <w:color w:val="000000"/>
+                <w:sz w:val="18"/>
+              </w:rPr>
+              <w:t>• Factorising helps solve equations.</w:t>
             </w:r>
           </w:p>
         </w:tc>
@@ -1348,6 +1437,7 @@
           <w:p>
             <w:pPr>
               <w:spacing w:before="20" w:after="20"/>
+              <w:ind w:left="240"/>
               <w:jc w:val="left"/>
             </w:pPr>
             <w:r>
@@ -1358,7 +1448,24 @@
                 <w:color w:val="000000"/>
                 <w:sz w:val="18"/>
               </w:rPr>
-              <w:t>This lesson directly addresses the harambee problem. Equation: 12000/(x−3) − 12000/x = 200.</w:t>
+              <w:t>• This lesson directly addresses the harambee problem.</w:t>
+            </w:r>
+          </w:p>
+          <w:p>
+            <w:pPr>
+              <w:spacing w:before="20" w:after="20"/>
+              <w:ind w:left="240"/>
+              <w:jc w:val="left"/>
+            </w:pPr>
+            <w:r>
+              <w:rPr>
+                <w:rFonts w:ascii="Arial" w:hAnsi="Arial"/>
+                <w:b w:val="0"/>
+                <w:i w:val="0"/>
+                <w:color w:val="000000"/>
+                <w:sz w:val="18"/>
+              </w:rPr>
+              <w:t>• Equation: 12000/(x−3) − 12000/x = 200.</w:t>
             </w:r>
           </w:p>
         </w:tc>
@@ -1490,6 +1597,7 @@
           <w:p>
             <w:pPr>
               <w:spacing w:before="20" w:after="20"/>
+              <w:ind w:left="240"/>
               <w:jc w:val="left"/>
             </w:pPr>
             <w:r>
@@ -1500,7 +1608,24 @@
                 <w:color w:val="000000"/>
                 <w:sz w:val="18"/>
               </w:rPr>
-              <w:t>Not all mathematical solutions make sense in real life. Must check against context and reject impossible values (negative people, fractional members).</w:t>
+              <w:t>• Not all mathematical solutions make sense in real life.</w:t>
+            </w:r>
+          </w:p>
+          <w:p>
+            <w:pPr>
+              <w:spacing w:before="20" w:after="20"/>
+              <w:ind w:left="240"/>
+              <w:jc w:val="left"/>
+            </w:pPr>
+            <w:r>
+              <w:rPr>
+                <w:rFonts w:ascii="Arial" w:hAnsi="Arial"/>
+                <w:b w:val="0"/>
+                <w:i w:val="0"/>
+                <w:color w:val="000000"/>
+                <w:sz w:val="18"/>
+              </w:rPr>
+              <w:t>• Must check against context and reject impossible values (negative people, fractional members).</w:t>
             </w:r>
           </w:p>
         </w:tc>
@@ -1513,6 +1638,7 @@
           <w:p>
             <w:pPr>
               <w:spacing w:before="20" w:after="20"/>
+              <w:ind w:left="240"/>
               <w:jc w:val="left"/>
             </w:pPr>
             <w:r>
@@ -1523,7 +1649,24 @@
                 <w:color w:val="000000"/>
                 <w:sz w:val="18"/>
               </w:rPr>
-              <w:t>After solving the harambee equation, found x = 15 or x = −12. Rejected x = −12.</w:t>
+              <w:t>• After solving the harambee equation, found x = 15 or x = −12.</w:t>
+            </w:r>
+          </w:p>
+          <w:p>
+            <w:pPr>
+              <w:spacing w:before="20" w:after="20"/>
+              <w:ind w:left="240"/>
+              <w:jc w:val="left"/>
+            </w:pPr>
+            <w:r>
+              <w:rPr>
+                <w:rFonts w:ascii="Arial" w:hAnsi="Arial"/>
+                <w:b w:val="0"/>
+                <w:i w:val="0"/>
+                <w:color w:val="000000"/>
+                <w:sz w:val="18"/>
+              </w:rPr>
+              <w:t>• Rejected x = −12.</w:t>
             </w:r>
           </w:p>
         </w:tc>
@@ -1655,6 +1798,7 @@
           <w:p>
             <w:pPr>
               <w:spacing w:before="20" w:after="20"/>
+              <w:ind w:left="240"/>
               <w:jc w:val="left"/>
             </w:pPr>
             <w:r>
@@ -1665,7 +1809,24 @@
                 <w:color w:val="000000"/>
                 <w:sz w:val="18"/>
               </w:rPr>
-              <w:t>Quadratic equations are powerful tools for modelling real-world situations. The process — define, model, solve, interpret — applies across many contexts.</w:t>
+              <w:t>• Quadratic equations are powerful tools for modelling real-world situations.</w:t>
+            </w:r>
+          </w:p>
+          <w:p>
+            <w:pPr>
+              <w:spacing w:before="20" w:after="20"/>
+              <w:ind w:left="240"/>
+              <w:jc w:val="left"/>
+            </w:pPr>
+            <w:r>
+              <w:rPr>
+                <w:rFonts w:ascii="Arial" w:hAnsi="Arial"/>
+                <w:b w:val="0"/>
+                <w:i w:val="0"/>
+                <w:color w:val="000000"/>
+                <w:sz w:val="18"/>
+              </w:rPr>
+              <w:t>• The process — define, model, solve, interpret — applies across many contexts.</w:t>
             </w:r>
           </w:p>
         </w:tc>
